--- a/PES_System_Functionality_Guide.docx
+++ b/PES_System_Functionality_Guide.docx
@@ -99,7 +99,7 @@
           <w:sz w:val="20"/>
           <w:szCs w:val="20"/>
         </w:rPr>
-        <w:t xml:space="preserve">Data Management (CO3554)</w:t>
+        <w:t xml:space="preserve">Data Management (CO3554)  ·  Updated 27 September 2026</w:t>
       </w:r>
     </w:p>
     <w:p>
@@ -149,7 +149,7 @@
         <w:spacing w:after="120"/>
       </w:pPr>
       <w:r>
-        <w:t xml:space="preserve">The Performance Evaluation System (PES) is a web application for the Faculty of Engineering that brings a student's academic record, attendance, enrolment, medical submissions and course feedback into one place, and gives academic staff and the department the tools to manage them.</w:t>
+        <w:t xml:space="preserve">The Performance Evaluation System (PES) is a web application for the Faculty of Engineering that brings a student's academic record, attendance, enrolment, medical submissions, course feedback, mentoring and the faculty notice board into one place, and gives academic staff and the department the tools to manage them.</w:t>
       </w:r>
     </w:p>
     <w:p>
@@ -157,7 +157,7 @@
         <w:spacing w:after="120"/>
       </w:pPr>
       <w:r>
-        <w:t xml:space="preserve">The system recognises five kinds of account. Which one a person holds is not chosen at login — it is resolved from the database after they sign in, from whether their user id appears in the students, admins or lecturers table, and whether they additionally hold a head-of-department appointment. A person therefore cannot switch role, and the portal they land in follows from who they are.</w:t>
+        <w:t xml:space="preserve">The system recognises five kinds of account. Which one a person holds is not chosen at login — it is resolved from the database after they sign in, from whether their user id appears in the admins, lecturers or students table (searched in that order), and whether a lecturer additionally holds a head-of-department appointment. A person therefore cannot switch role, and the portal they land in follows from who they are.</w:t>
       </w:r>
     </w:p>
     <w:p>
@@ -275,7 +275,7 @@
                 <w:sz w:val="19"/>
                 <w:szCs w:val="19"/>
               </w:rPr>
-              <w:t xml:space="preserve">React 19, TypeScript, Vite, Tailwind CSS v4, shadcn/ui, Recharts, Framer Motion</w:t>
+              <w:t xml:space="preserve">React 18, TypeScript, Vite, Tailwind CSS v4, Radix UI (shadcn/ui), Recharts, Motion, jsPDF, ExcelJS</w:t>
             </w:r>
           </w:p>
         </w:tc>
@@ -284,7 +284,6 @@
         <w:tc>
           <w:tcPr>
             <w:tcW w:type="dxa" w:w="2200"/>
-            <w:shd w:fill="F2F2F2" w:color="auto" w:val="clear"/>
             <w:tcMar>
               <w:top w:type="dxa" w:w="60"/>
               <w:left w:type="dxa" w:w="100"/>
@@ -305,21 +304,20 @@
         <w:tc>
           <w:tcPr>
             <w:tcW w:type="dxa" w:w="6800"/>
-            <w:shd w:fill="F2F2F2" w:color="auto" w:val="clear"/>
-            <w:tcMar>
-              <w:top w:type="dxa" w:w="60"/>
-              <w:left w:type="dxa" w:w="100"/>
-              <w:bottom w:type="dxa" w:w="60"/>
-              <w:right w:type="dxa" w:w="100"/>
-            </w:tcMar>
-          </w:tcPr>
-          <w:p>
-            <w:r>
-              <w:rPr>
-                <w:sz w:val="19"/>
-                <w:szCs w:val="19"/>
-              </w:rPr>
-              <w:t xml:space="preserve">Supabase — PostgreSQL 17.6, Row Level Security, SECURITY DEFINER functions</w:t>
+            <w:tcMar>
+              <w:top w:type="dxa" w:w="60"/>
+              <w:left w:type="dxa" w:w="100"/>
+              <w:bottom w:type="dxa" w:w="60"/>
+              <w:right w:type="dxa" w:w="100"/>
+            </w:tcMar>
+          </w:tcPr>
+          <w:p>
+            <w:r>
+              <w:rPr>
+                <w:sz w:val="19"/>
+                <w:szCs w:val="19"/>
+              </w:rPr>
+              <w:t xml:space="preserve">Supabase — PostgreSQL 17, Row Level Security, SECURITY DEFINER functions, Realtime, Storage</w:t>
             </w:r>
           </w:p>
         </w:tc>
@@ -341,7 +339,7 @@
                 <w:sz w:val="19"/>
                 <w:szCs w:val="19"/>
               </w:rPr>
-              <w:t xml:space="preserve">Authentication</w:t>
+              <w:t xml:space="preserve">AI Assistant</w:t>
             </w:r>
           </w:p>
         </w:tc>
@@ -361,7 +359,7 @@
                 <w:sz w:val="19"/>
                 <w:szCs w:val="19"/>
               </w:rPr>
-              <w:t xml:space="preserve">Supabase Auth (email + password); faculty email addresses</w:t>
+              <w:t xml:space="preserve">Google Gemini with tool calling, and retrieval over the Faculty Handbook (RAG), inside a Supabase Edge Function</w:t>
             </w:r>
           </w:p>
         </w:tc>
@@ -370,7 +368,48 @@
         <w:tc>
           <w:tcPr>
             <w:tcW w:type="dxa" w:w="2200"/>
-            <w:shd w:fill="F2F2F2" w:color="auto" w:val="clear"/>
+            <w:tcMar>
+              <w:top w:type="dxa" w:w="60"/>
+              <w:left w:type="dxa" w:w="100"/>
+              <w:bottom w:type="dxa" w:w="60"/>
+              <w:right w:type="dxa" w:w="100"/>
+            </w:tcMar>
+          </w:tcPr>
+          <w:p>
+            <w:r>
+              <w:rPr>
+                <w:sz w:val="19"/>
+                <w:szCs w:val="19"/>
+              </w:rPr>
+              <w:t xml:space="preserve">Authentication</w:t>
+            </w:r>
+          </w:p>
+        </w:tc>
+        <w:tc>
+          <w:tcPr>
+            <w:tcW w:type="dxa" w:w="6800"/>
+            <w:tcMar>
+              <w:top w:type="dxa" w:w="60"/>
+              <w:left w:type="dxa" w:w="100"/>
+              <w:bottom w:type="dxa" w:w="60"/>
+              <w:right w:type="dxa" w:w="100"/>
+            </w:tcMar>
+          </w:tcPr>
+          <w:p>
+            <w:r>
+              <w:rPr>
+                <w:sz w:val="19"/>
+                <w:szCs w:val="19"/>
+              </w:rPr>
+              <w:t xml:space="preserve">Supabase Auth (email + password); faculty email addresses; no self-registration</w:t>
+            </w:r>
+          </w:p>
+        </w:tc>
+      </w:tr>
+      <w:tr>
+        <w:tc>
+          <w:tcPr>
+            <w:tcW w:type="dxa" w:w="2200"/>
             <w:tcMar>
               <w:top w:type="dxa" w:w="60"/>
               <w:left w:type="dxa" w:w="100"/>
@@ -391,21 +430,20 @@
         <w:tc>
           <w:tcPr>
             <w:tcW w:type="dxa" w:w="6800"/>
-            <w:shd w:fill="F2F2F2" w:color="auto" w:val="clear"/>
-            <w:tcMar>
-              <w:top w:type="dxa" w:w="60"/>
-              <w:left w:type="dxa" w:w="100"/>
-              <w:bottom w:type="dxa" w:w="60"/>
-              <w:right w:type="dxa" w:w="100"/>
-            </w:tcMar>
-          </w:tcPr>
-          <w:p>
-            <w:r>
-              <w:rPr>
-                <w:sz w:val="19"/>
-                <w:szCs w:val="19"/>
-              </w:rPr>
-              <w:t xml:space="preserve">Vercel — main branch deploys to production, dev to a preview URL</w:t>
+            <w:tcMar>
+              <w:top w:type="dxa" w:w="60"/>
+              <w:left w:type="dxa" w:w="100"/>
+              <w:bottom w:type="dxa" w:w="60"/>
+              <w:right w:type="dxa" w:w="100"/>
+            </w:tcMar>
+          </w:tcPr>
+          <w:p>
+            <w:r>
+              <w:rPr>
+                <w:sz w:val="19"/>
+                <w:szCs w:val="19"/>
+              </w:rPr>
+              <w:t xml:space="preserve">Vercel — the main branch deploys to production; a push to dev deploys nothing</w:t>
             </w:r>
           </w:p>
         </w:tc>
@@ -667,7 +705,6 @@
         <w:tc>
           <w:tcPr>
             <w:tcW w:type="dxa" w:w="1700"/>
-            <w:shd w:fill="F2F2F2" w:color="auto" w:val="clear"/>
             <w:tcMar>
               <w:top w:type="dxa" w:w="60"/>
               <w:left w:type="dxa" w:w="100"/>
@@ -688,7 +725,6 @@
         <w:tc>
           <w:tcPr>
             <w:tcW w:type="dxa" w:w="1100"/>
-            <w:shd w:fill="F2F2F2" w:color="auto" w:val="clear"/>
             <w:tcMar>
               <w:top w:type="dxa" w:w="60"/>
               <w:left w:type="dxa" w:w="100"/>
@@ -709,7 +745,6 @@
         <w:tc>
           <w:tcPr>
             <w:tcW w:type="dxa" w:w="2600"/>
-            <w:shd w:fill="F2F2F2" w:color="auto" w:val="clear"/>
             <w:tcMar>
               <w:top w:type="dxa" w:w="60"/>
               <w:left w:type="dxa" w:w="100"/>
@@ -730,7 +765,6 @@
         <w:tc>
           <w:tcPr>
             <w:tcW w:type="dxa" w:w="3600"/>
-            <w:shd w:fill="F2F2F2" w:color="auto" w:val="clear"/>
             <w:tcMar>
               <w:top w:type="dxa" w:w="60"/>
               <w:left w:type="dxa" w:w="100"/>
@@ -835,7 +869,6 @@
         <w:tc>
           <w:tcPr>
             <w:tcW w:type="dxa" w:w="1700"/>
-            <w:shd w:fill="F2F2F2" w:color="auto" w:val="clear"/>
             <w:tcMar>
               <w:top w:type="dxa" w:w="60"/>
               <w:left w:type="dxa" w:w="100"/>
@@ -856,7 +889,6 @@
         <w:tc>
           <w:tcPr>
             <w:tcW w:type="dxa" w:w="1100"/>
-            <w:shd w:fill="F2F2F2" w:color="auto" w:val="clear"/>
             <w:tcMar>
               <w:top w:type="dxa" w:w="60"/>
               <w:left w:type="dxa" w:w="100"/>
@@ -877,7 +909,6 @@
         <w:tc>
           <w:tcPr>
             <w:tcW w:type="dxa" w:w="2600"/>
-            <w:shd w:fill="F2F2F2" w:color="auto" w:val="clear"/>
             <w:tcMar>
               <w:top w:type="dxa" w:w="60"/>
               <w:left w:type="dxa" w:w="100"/>
@@ -898,7 +929,6 @@
         <w:tc>
           <w:tcPr>
             <w:tcW w:type="dxa" w:w="3600"/>
-            <w:shd w:fill="F2F2F2" w:color="auto" w:val="clear"/>
             <w:tcMar>
               <w:top w:type="dxa" w:w="60"/>
               <w:left w:type="dxa" w:w="100"/>
@@ -1062,33 +1092,33 @@
         <w:spacing w:after="60"/>
       </w:pPr>
       <w:r>
-        <w:t xml:space="preserve">GPA trend chart — semester GPA plotted against the cumulative average</w:t>
-      </w:r>
-    </w:p>
-    <w:p>
-      <w:pPr>
-        <w:pStyle w:val="ListParagraph"/>
-        <w:numPr>
-          <w:ilvl w:val="0"/>
-          <w:numId w:val="2"/>
-        </w:numPr>
-        <w:spacing w:after="60"/>
-      </w:pPr>
-      <w:r>
-        <w:t xml:space="preserve">Attendance by course against the required threshold</w:t>
-      </w:r>
-    </w:p>
-    <w:p>
-      <w:pPr>
-        <w:pStyle w:val="ListParagraph"/>
-        <w:numPr>
-          <w:ilvl w:val="0"/>
-          <w:numId w:val="2"/>
-        </w:numPr>
-        <w:spacing w:after="60"/>
-      </w:pPr>
-      <w:r>
-        <w:t xml:space="preserve">Ongoing courses and the most recent published results</w:t>
+        <w:t xml:space="preserve">What needs attention, before the student asks: attendance at or near the minimum, a semester GPA that has dropped, a medical certificate close to its deadline, an open enrolment window, and modules still owed</w:t>
+      </w:r>
+    </w:p>
+    <w:p>
+      <w:pPr>
+        <w:pStyle w:val="ListParagraph"/>
+        <w:numPr>
+          <w:ilvl w:val="0"/>
+          <w:numId w:val="2"/>
+        </w:numPr>
+        <w:spacing w:after="60"/>
+      </w:pPr>
+      <w:r>
+        <w:t xml:space="preserve">GPA trend chart and attendance by course against the required threshold</w:t>
+      </w:r>
+    </w:p>
+    <w:p>
+      <w:pPr>
+        <w:pStyle w:val="ListParagraph"/>
+        <w:numPr>
+          <w:ilvl w:val="0"/>
+          <w:numId w:val="2"/>
+        </w:numPr>
+        <w:spacing w:after="60"/>
+      </w:pPr>
+      <w:r>
+        <w:t xml:space="preserve">The latest notices addressed to the student</w:t>
       </w:r>
     </w:p>
     <w:p>
@@ -1110,7 +1140,7 @@
         <w:spacing w:after="60"/>
       </w:pPr>
       <w:r>
-        <w:t xml:space="preserve">Every course on the student's curriculum as a compact one-line list, one to three columns depending on screen width</w:t>
+        <w:t xml:space="preserve">Every course on the student's curriculum as a compact one-line list</w:t>
       </w:r>
     </w:p>
     <w:p>
@@ -1158,7 +1188,7 @@
         <w:spacing w:after="60"/>
       </w:pPr>
       <w:r>
-        <w:t xml:space="preserve">Attendance tab — every course at once, with percentage against the 80% requirement and a warning when a course falls below it</w:t>
+        <w:t xml:space="preserve">Attendance tab — every course at once, with the percentage against the 80% requirement, a warning when a course falls below it, and how many more absences it can take</w:t>
       </w:r>
     </w:p>
     <w:p>
@@ -1176,6 +1206,32 @@
     </w:p>
     <w:p>
       <w:pPr>
+        <w:pStyle w:val="ListParagraph"/>
+        <w:numPr>
+          <w:ilvl w:val="0"/>
+          <w:numId w:val="2"/>
+        </w:numPr>
+        <w:spacing w:after="60"/>
+      </w:pPr>
+      <w:r>
+        <w:t xml:space="preserve">Sign in to a lecture by scanning the QR code on the projector or typing its six digits, and answer a presence check when the lecturer sends one</w:t>
+      </w:r>
+    </w:p>
+    <w:p>
+      <w:pPr>
+        <w:pStyle w:val="ListParagraph"/>
+        <w:numPr>
+          <w:ilvl w:val="0"/>
+          <w:numId w:val="2"/>
+        </w:numPr>
+        <w:spacing w:after="60"/>
+      </w:pPr>
+      <w:r>
+        <w:t xml:space="preserve">A repeated course is counted per delivery: each attempt has its own register, and the one being sat now decides eligibility</w:t>
+      </w:r>
+    </w:p>
+    <w:p>
+      <w:pPr>
         <w:pStyle w:val="Heading2"/>
         <w:spacing w:after="120" w:before="280"/>
       </w:pPr>
@@ -1206,7 +1262,7 @@
         <w:spacing w:after="60"/>
       </w:pPr>
       <w:r>
-        <w:t xml:space="preserve">Semester GPA and cumulative GPA, computed from the grade boundaries held in system settings</w:t>
+        <w:t xml:space="preserve">Semester GPA and cumulative GPA, computed from the grade points recorded with each result. A course sat twice counts once — the attempt that stands</w:t>
       </w:r>
     </w:p>
     <w:p>
@@ -1237,6 +1293,19 @@
     </w:p>
     <w:p>
       <w:pPr>
+        <w:pStyle w:val="ListParagraph"/>
+        <w:numPr>
+          <w:ilvl w:val="0"/>
+          <w:numId w:val="2"/>
+        </w:numPr>
+        <w:spacing w:after="60"/>
+      </w:pPr>
+      <w:r>
+        <w:t xml:space="preserve">The official published result sheets (PDF) are on the notice board under Results</w:t>
+      </w:r>
+    </w:p>
+    <w:p>
+      <w:pPr>
         <w:pStyle w:val="Heading2"/>
         <w:spacing w:after="120" w:before="280"/>
       </w:pPr>
@@ -1254,20 +1323,46 @@
         <w:spacing w:after="60"/>
       </w:pPr>
       <w:r>
-        <w:t xml:space="preserve">Enrol in courses while the department has an enrolment window open</w:t>
-      </w:r>
-    </w:p>
-    <w:p>
-      <w:pPr>
-        <w:pStyle w:val="ListParagraph"/>
-        <w:numPr>
-          <w:ilvl w:val="0"/>
-          <w:numId w:val="2"/>
-        </w:numPr>
-        <w:spacing w:after="60"/>
-      </w:pPr>
-      <w:r>
-        <w:t xml:space="preserve">Elective credit requirements per semester are shown, drawn from the faculty norms</w:t>
+        <w:t xml:space="preserve">Enrol while an enrolment window is open for the student's batch</w:t>
+      </w:r>
+    </w:p>
+    <w:p>
+      <w:pPr>
+        <w:pStyle w:val="ListParagraph"/>
+        <w:numPr>
+          <w:ilvl w:val="0"/>
+          <w:numId w:val="2"/>
+        </w:numPr>
+        <w:spacing w:after="60"/>
+      </w:pPr>
+      <w:r>
+        <w:t xml:space="preserve">The semester is shown the way the Faculty Handbook lays it out: compulsory courses and elective baskets, each with the credits it needs, counting credits already earned</w:t>
+      </w:r>
+    </w:p>
+    <w:p>
+      <w:pPr>
+        <w:pStyle w:val="ListParagraph"/>
+        <w:numPr>
+          <w:ilvl w:val="0"/>
+          <w:numId w:val="2"/>
+        </w:numPr>
+        <w:spacing w:after="60"/>
+      </w:pPr>
+      <w:r>
+        <w:t xml:space="preserve">Outstanding modules are listed separately by kind — R (re-sit the exam), F (repeat the course) and L (after an approved medical) — and are usually sat with a later batch</w:t>
+      </w:r>
+    </w:p>
+    <w:p>
+      <w:pPr>
+        <w:pStyle w:val="ListParagraph"/>
+        <w:numPr>
+          <w:ilvl w:val="0"/>
+          <w:numId w:val="2"/>
+        </w:numPr>
+        <w:spacing w:after="60"/>
+      </w:pPr>
+      <w:r>
+        <w:t xml:space="preserve">A student can change their mind while the window is open, but not once a mark has been recorded against that sitting</w:t>
       </w:r>
     </w:p>
     <w:p>
@@ -1289,7 +1384,7 @@
         <w:spacing w:after="60"/>
       </w:pPr>
       <w:r>
-        <w:t xml:space="preserve">Submit a medical or leave request for a date or a date range, with one or more certificate files</w:t>
+        <w:t xml:space="preserve">Submit a medical, bereavement or other request for a date or a date range, with one or more certificate files, within 14 days</w:t>
       </w:r>
     </w:p>
     <w:p>
@@ -1345,7 +1440,7 @@
         <w:spacing w:after="60"/>
       </w:pPr>
       <w:r>
-        <w:t xml:space="preserve">Step 1 — pick a semester. A semester with forms waiting is shown in the faculty colour with a count and the words "5 forms open"; a semester that is finished says "All done".</w:t>
+        <w:t xml:space="preserve">Step 1 — pick a semester. A semester with forms waiting shows how many are open; a finished one says "All done".</w:t>
       </w:r>
     </w:p>
     <w:p>
@@ -1379,684 +1474,164 @@
         <w:spacing w:after="120"/>
       </w:pPr>
       <w:r>
-        <w:t xml:space="preserve">The form itself has eight sections and forty questions:</w:t>
-      </w:r>
-    </w:p>
-    <w:tbl>
-      <w:tblPr>
-        <w:tblW w:type="dxa" w:w="9000"/>
-        <w:tblBorders>
-          <w:top w:val="single" w:color="BFBFBF" w:sz="2"/>
-          <w:left w:val="single" w:color="BFBFBF" w:sz="2"/>
-          <w:bottom w:val="single" w:color="BFBFBF" w:sz="2"/>
-          <w:right w:val="single" w:color="BFBFBF" w:sz="2"/>
-          <w:insideH w:val="single" w:color="D9D9D9" w:sz="1"/>
-          <w:insideV w:val="single" w:color="D9D9D9" w:sz="1"/>
-        </w:tblBorders>
-      </w:tblPr>
-      <w:tblGrid>
-        <w:gridCol w:w="3000"/>
-        <w:gridCol w:w="1600"/>
-        <w:gridCol w:w="4400"/>
-      </w:tblGrid>
-      <w:tr>
-        <w:trPr>
-          <w:tblHeader/>
-        </w:trPr>
-        <w:tc>
-          <w:tcPr>
-            <w:tcW w:type="dxa" w:w="3000"/>
-            <w:shd w:fill="1F3864" w:color="auto" w:val="clear"/>
-            <w:tcMar>
-              <w:top w:type="dxa" w:w="60"/>
-              <w:left w:type="dxa" w:w="100"/>
-              <w:bottom w:type="dxa" w:w="60"/>
-              <w:right w:type="dxa" w:w="100"/>
-            </w:tcMar>
-          </w:tcPr>
-          <w:p>
-            <w:r>
-              <w:rPr>
-                <w:b/>
-                <w:bCs/>
-                <w:color w:val="FFFFFF"/>
-                <w:sz w:val="19"/>
-                <w:szCs w:val="19"/>
-              </w:rPr>
-              <w:t xml:space="preserve">Section</w:t>
-            </w:r>
-          </w:p>
-        </w:tc>
-        <w:tc>
-          <w:tcPr>
-            <w:tcW w:type="dxa" w:w="1600"/>
-            <w:shd w:fill="1F3864" w:color="auto" w:val="clear"/>
-            <w:tcMar>
-              <w:top w:type="dxa" w:w="60"/>
-              <w:left w:type="dxa" w:w="100"/>
-              <w:bottom w:type="dxa" w:w="60"/>
-              <w:right w:type="dxa" w:w="100"/>
-            </w:tcMar>
-          </w:tcPr>
-          <w:p>
-            <w:r>
-              <w:rPr>
-                <w:b/>
-                <w:bCs/>
-                <w:color w:val="FFFFFF"/>
-                <w:sz w:val="19"/>
-                <w:szCs w:val="19"/>
-              </w:rPr>
-              <w:t xml:space="preserve">Questions</w:t>
-            </w:r>
-          </w:p>
-        </w:tc>
-        <w:tc>
-          <w:tcPr>
-            <w:tcW w:type="dxa" w:w="4400"/>
-            <w:shd w:fill="1F3864" w:color="auto" w:val="clear"/>
-            <w:tcMar>
-              <w:top w:type="dxa" w:w="60"/>
-              <w:left w:type="dxa" w:w="100"/>
-              <w:bottom w:type="dxa" w:w="60"/>
-              <w:right w:type="dxa" w:w="100"/>
-            </w:tcMar>
-          </w:tcPr>
-          <w:p>
-            <w:r>
-              <w:rPr>
-                <w:b/>
-                <w:bCs/>
-                <w:color w:val="FFFFFF"/>
-                <w:sz w:val="19"/>
-                <w:szCs w:val="19"/>
-              </w:rPr>
-              <w:t xml:space="preserve">Type</w:t>
-            </w:r>
-          </w:p>
-        </w:tc>
-      </w:tr>
-      <w:tr>
-        <w:tc>
-          <w:tcPr>
-            <w:tcW w:type="dxa" w:w="3000"/>
-            <w:tcMar>
-              <w:top w:type="dxa" w:w="60"/>
-              <w:left w:type="dxa" w:w="100"/>
-              <w:bottom w:type="dxa" w:w="60"/>
-              <w:right w:type="dxa" w:w="100"/>
-            </w:tcMar>
-          </w:tcPr>
-          <w:p>
-            <w:r>
-              <w:rPr>
-                <w:sz w:val="19"/>
-                <w:szCs w:val="19"/>
-              </w:rPr>
-              <w:t xml:space="preserve">Course Content</w:t>
-            </w:r>
-          </w:p>
-        </w:tc>
-        <w:tc>
-          <w:tcPr>
-            <w:tcW w:type="dxa" w:w="1600"/>
-            <w:tcMar>
-              <w:top w:type="dxa" w:w="60"/>
-              <w:left w:type="dxa" w:w="100"/>
-              <w:bottom w:type="dxa" w:w="60"/>
-              <w:right w:type="dxa" w:w="100"/>
-            </w:tcMar>
-          </w:tcPr>
-          <w:p>
-            <w:r>
-              <w:rPr>
-                <w:sz w:val="19"/>
-                <w:szCs w:val="19"/>
-              </w:rPr>
-              <w:t xml:space="preserve">6</w:t>
-            </w:r>
-          </w:p>
-        </w:tc>
-        <w:tc>
-          <w:tcPr>
-            <w:tcW w:type="dxa" w:w="4400"/>
-            <w:tcMar>
-              <w:top w:type="dxa" w:w="60"/>
-              <w:left w:type="dxa" w:w="100"/>
-              <w:bottom w:type="dxa" w:w="60"/>
-              <w:right w:type="dxa" w:w="100"/>
-            </w:tcMar>
-          </w:tcPr>
-          <w:p>
-            <w:r>
-              <w:rPr>
-                <w:sz w:val="19"/>
-                <w:szCs w:val="19"/>
-              </w:rPr>
-              <w:t xml:space="preserve">4 rating statements + 2 free-text</w:t>
-            </w:r>
-          </w:p>
-        </w:tc>
-      </w:tr>
-      <w:tr>
-        <w:tc>
-          <w:tcPr>
-            <w:tcW w:type="dxa" w:w="3000"/>
-            <w:shd w:fill="F2F2F2" w:color="auto" w:val="clear"/>
-            <w:tcMar>
-              <w:top w:type="dxa" w:w="60"/>
-              <w:left w:type="dxa" w:w="100"/>
-              <w:bottom w:type="dxa" w:w="60"/>
-              <w:right w:type="dxa" w:w="100"/>
-            </w:tcMar>
-          </w:tcPr>
-          <w:p>
-            <w:r>
-              <w:rPr>
-                <w:sz w:val="19"/>
-                <w:szCs w:val="19"/>
-              </w:rPr>
-              <w:t xml:space="preserve">Learning Resources</w:t>
-            </w:r>
-          </w:p>
-        </w:tc>
-        <w:tc>
-          <w:tcPr>
-            <w:tcW w:type="dxa" w:w="1600"/>
-            <w:shd w:fill="F2F2F2" w:color="auto" w:val="clear"/>
-            <w:tcMar>
-              <w:top w:type="dxa" w:w="60"/>
-              <w:left w:type="dxa" w:w="100"/>
-              <w:bottom w:type="dxa" w:w="60"/>
-              <w:right w:type="dxa" w:w="100"/>
-            </w:tcMar>
-          </w:tcPr>
-          <w:p>
-            <w:r>
-              <w:rPr>
-                <w:sz w:val="19"/>
-                <w:szCs w:val="19"/>
-              </w:rPr>
-              <w:t xml:space="preserve">5</w:t>
-            </w:r>
-          </w:p>
-        </w:tc>
-        <w:tc>
-          <w:tcPr>
-            <w:tcW w:type="dxa" w:w="4400"/>
-            <w:shd w:fill="F2F2F2" w:color="auto" w:val="clear"/>
-            <w:tcMar>
-              <w:top w:type="dxa" w:w="60"/>
-              <w:left w:type="dxa" w:w="100"/>
-              <w:bottom w:type="dxa" w:w="60"/>
-              <w:right w:type="dxa" w:w="100"/>
-            </w:tcMar>
-          </w:tcPr>
-          <w:p>
-            <w:r>
-              <w:rPr>
-                <w:sz w:val="19"/>
-                <w:szCs w:val="19"/>
-              </w:rPr>
-              <w:t xml:space="preserve">rating statements</w:t>
-            </w:r>
-          </w:p>
-        </w:tc>
-      </w:tr>
-      <w:tr>
-        <w:tc>
-          <w:tcPr>
-            <w:tcW w:type="dxa" w:w="3000"/>
-            <w:tcMar>
-              <w:top w:type="dxa" w:w="60"/>
-              <w:left w:type="dxa" w:w="100"/>
-              <w:bottom w:type="dxa" w:w="60"/>
-              <w:right w:type="dxa" w:w="100"/>
-            </w:tcMar>
-          </w:tcPr>
-          <w:p>
-            <w:r>
-              <w:rPr>
-                <w:sz w:val="19"/>
-                <w:szCs w:val="19"/>
-              </w:rPr>
-              <w:t xml:space="preserve">Delivery Mode</w:t>
-            </w:r>
-          </w:p>
-        </w:tc>
-        <w:tc>
-          <w:tcPr>
-            <w:tcW w:type="dxa" w:w="1600"/>
-            <w:tcMar>
-              <w:top w:type="dxa" w:w="60"/>
-              <w:left w:type="dxa" w:w="100"/>
-              <w:bottom w:type="dxa" w:w="60"/>
-              <w:right w:type="dxa" w:w="100"/>
-            </w:tcMar>
-          </w:tcPr>
-          <w:p>
-            <w:r>
-              <w:rPr>
-                <w:sz w:val="19"/>
-                <w:szCs w:val="19"/>
-              </w:rPr>
-              <w:t xml:space="preserve">3</w:t>
-            </w:r>
-          </w:p>
-        </w:tc>
-        <w:tc>
-          <w:tcPr>
-            <w:tcW w:type="dxa" w:w="4400"/>
-            <w:tcMar>
-              <w:top w:type="dxa" w:w="60"/>
-              <w:left w:type="dxa" w:w="100"/>
-              <w:bottom w:type="dxa" w:w="60"/>
-              <w:right w:type="dxa" w:w="100"/>
-            </w:tcMar>
-          </w:tcPr>
-          <w:p>
-            <w:r>
-              <w:rPr>
-                <w:sz w:val="19"/>
-                <w:szCs w:val="19"/>
-              </w:rPr>
-              <w:t xml:space="preserve">single choice, five options each</w:t>
-            </w:r>
-          </w:p>
-        </w:tc>
-      </w:tr>
-      <w:tr>
-        <w:tc>
-          <w:tcPr>
-            <w:tcW w:type="dxa" w:w="3000"/>
-            <w:shd w:fill="F2F2F2" w:color="auto" w:val="clear"/>
-            <w:tcMar>
-              <w:top w:type="dxa" w:w="60"/>
-              <w:left w:type="dxa" w:w="100"/>
-              <w:bottom w:type="dxa" w:w="60"/>
-              <w:right w:type="dxa" w:w="100"/>
-            </w:tcMar>
-          </w:tcPr>
-          <w:p>
-            <w:r>
-              <w:rPr>
-                <w:sz w:val="19"/>
-                <w:szCs w:val="19"/>
-              </w:rPr>
-              <w:t xml:space="preserve">Continuous Assessments</w:t>
-            </w:r>
-          </w:p>
-        </w:tc>
-        <w:tc>
-          <w:tcPr>
-            <w:tcW w:type="dxa" w:w="1600"/>
-            <w:shd w:fill="F2F2F2" w:color="auto" w:val="clear"/>
-            <w:tcMar>
-              <w:top w:type="dxa" w:w="60"/>
-              <w:left w:type="dxa" w:w="100"/>
-              <w:bottom w:type="dxa" w:w="60"/>
-              <w:right w:type="dxa" w:w="100"/>
-            </w:tcMar>
-          </w:tcPr>
-          <w:p>
-            <w:r>
-              <w:rPr>
-                <w:sz w:val="19"/>
-                <w:szCs w:val="19"/>
-              </w:rPr>
-              <w:t xml:space="preserve">2</w:t>
-            </w:r>
-          </w:p>
-        </w:tc>
-        <w:tc>
-          <w:tcPr>
-            <w:tcW w:type="dxa" w:w="4400"/>
-            <w:shd w:fill="F2F2F2" w:color="auto" w:val="clear"/>
-            <w:tcMar>
-              <w:top w:type="dxa" w:w="60"/>
-              <w:left w:type="dxa" w:w="100"/>
-              <w:bottom w:type="dxa" w:w="60"/>
-              <w:right w:type="dxa" w:w="100"/>
-            </w:tcMar>
-          </w:tcPr>
-          <w:p>
-            <w:r>
-              <w:rPr>
-                <w:sz w:val="19"/>
-                <w:szCs w:val="19"/>
-              </w:rPr>
-              <w:t xml:space="preserve">Yes / No</w:t>
-            </w:r>
-          </w:p>
-        </w:tc>
-      </w:tr>
-      <w:tr>
-        <w:tc>
-          <w:tcPr>
-            <w:tcW w:type="dxa" w:w="3000"/>
-            <w:tcMar>
-              <w:top w:type="dxa" w:w="60"/>
-              <w:left w:type="dxa" w:w="100"/>
-              <w:bottom w:type="dxa" w:w="60"/>
-              <w:right w:type="dxa" w:w="100"/>
-            </w:tcMar>
-          </w:tcPr>
-          <w:p>
-            <w:r>
-              <w:rPr>
-                <w:sz w:val="19"/>
-                <w:szCs w:val="19"/>
-              </w:rPr>
-              <w:t xml:space="preserve">Field Visits</w:t>
-            </w:r>
-          </w:p>
-        </w:tc>
-        <w:tc>
-          <w:tcPr>
-            <w:tcW w:type="dxa" w:w="1600"/>
-            <w:tcMar>
-              <w:top w:type="dxa" w:w="60"/>
-              <w:left w:type="dxa" w:w="100"/>
-              <w:bottom w:type="dxa" w:w="60"/>
-              <w:right w:type="dxa" w:w="100"/>
-            </w:tcMar>
-          </w:tcPr>
-          <w:p>
-            <w:r>
-              <w:rPr>
-                <w:sz w:val="19"/>
-                <w:szCs w:val="19"/>
-              </w:rPr>
-              <w:t xml:space="preserve">1 (+3)</w:t>
-            </w:r>
-          </w:p>
-        </w:tc>
-        <w:tc>
-          <w:tcPr>
-            <w:tcW w:type="dxa" w:w="4400"/>
-            <w:tcMar>
-              <w:top w:type="dxa" w:w="60"/>
-              <w:left w:type="dxa" w:w="100"/>
-              <w:bottom w:type="dxa" w:w="60"/>
-              <w:right w:type="dxa" w:w="100"/>
-            </w:tcMar>
-          </w:tcPr>
-          <w:p>
-            <w:r>
-              <w:rPr>
-                <w:sz w:val="19"/>
-                <w:szCs w:val="19"/>
-              </w:rPr>
-              <w:t xml:space="preserve">Yes / No; answering Yes opens 3 more</w:t>
-            </w:r>
-          </w:p>
-        </w:tc>
-      </w:tr>
-      <w:tr>
-        <w:tc>
-          <w:tcPr>
-            <w:tcW w:type="dxa" w:w="3000"/>
-            <w:shd w:fill="F2F2F2" w:color="auto" w:val="clear"/>
-            <w:tcMar>
-              <w:top w:type="dxa" w:w="60"/>
-              <w:left w:type="dxa" w:w="100"/>
-              <w:bottom w:type="dxa" w:w="60"/>
-              <w:right w:type="dxa" w:w="100"/>
-            </w:tcMar>
-          </w:tcPr>
-          <w:p>
-            <w:r>
-              <w:rPr>
-                <w:sz w:val="19"/>
-                <w:szCs w:val="19"/>
-              </w:rPr>
-              <w:t xml:space="preserve">Feedback on Lecturers</w:t>
-            </w:r>
-          </w:p>
-        </w:tc>
-        <w:tc>
-          <w:tcPr>
-            <w:tcW w:type="dxa" w:w="1600"/>
-            <w:shd w:fill="F2F2F2" w:color="auto" w:val="clear"/>
-            <w:tcMar>
-              <w:top w:type="dxa" w:w="60"/>
-              <w:left w:type="dxa" w:w="100"/>
-              <w:bottom w:type="dxa" w:w="60"/>
-              <w:right w:type="dxa" w:w="100"/>
-            </w:tcMar>
-          </w:tcPr>
-          <w:p>
-            <w:r>
-              <w:rPr>
-                <w:sz w:val="19"/>
-                <w:szCs w:val="19"/>
-              </w:rPr>
-              <w:t xml:space="preserve">17</w:t>
-            </w:r>
-          </w:p>
-        </w:tc>
-        <w:tc>
-          <w:tcPr>
-            <w:tcW w:type="dxa" w:w="4400"/>
-            <w:shd w:fill="F2F2F2" w:color="auto" w:val="clear"/>
-            <w:tcMar>
-              <w:top w:type="dxa" w:w="60"/>
-              <w:left w:type="dxa" w:w="100"/>
-              <w:bottom w:type="dxa" w:w="60"/>
-              <w:right w:type="dxa" w:w="100"/>
-            </w:tcMar>
-          </w:tcPr>
-          <w:p>
-            <w:r>
-              <w:rPr>
-                <w:sz w:val="19"/>
-                <w:szCs w:val="19"/>
-              </w:rPr>
-              <w:t xml:space="preserve">15 rating + 2 free-text, asked per lecturer</w:t>
-            </w:r>
-          </w:p>
-        </w:tc>
-      </w:tr>
-      <w:tr>
-        <w:tc>
-          <w:tcPr>
-            <w:tcW w:type="dxa" w:w="3000"/>
-            <w:tcMar>
-              <w:top w:type="dxa" w:w="60"/>
-              <w:left w:type="dxa" w:w="100"/>
-              <w:bottom w:type="dxa" w:w="60"/>
-              <w:right w:type="dxa" w:w="100"/>
-            </w:tcMar>
-          </w:tcPr>
-          <w:p>
-            <w:r>
-              <w:rPr>
-                <w:sz w:val="19"/>
-                <w:szCs w:val="19"/>
-              </w:rPr>
-              <w:t xml:space="preserve">Teaching Approach</w:t>
-            </w:r>
-          </w:p>
-        </w:tc>
-        <w:tc>
-          <w:tcPr>
-            <w:tcW w:type="dxa" w:w="1600"/>
-            <w:tcMar>
-              <w:top w:type="dxa" w:w="60"/>
-              <w:left w:type="dxa" w:w="100"/>
-              <w:bottom w:type="dxa" w:w="60"/>
-              <w:right w:type="dxa" w:w="100"/>
-            </w:tcMar>
-          </w:tcPr>
-          <w:p>
-            <w:r>
-              <w:rPr>
-                <w:sz w:val="19"/>
-                <w:szCs w:val="19"/>
-              </w:rPr>
-              <w:t xml:space="preserve">2</w:t>
-            </w:r>
-          </w:p>
-        </w:tc>
-        <w:tc>
-          <w:tcPr>
-            <w:tcW w:type="dxa" w:w="4400"/>
-            <w:tcMar>
-              <w:top w:type="dxa" w:w="60"/>
-              <w:left w:type="dxa" w:w="100"/>
-              <w:bottom w:type="dxa" w:w="60"/>
-              <w:right w:type="dxa" w:w="100"/>
-            </w:tcMar>
-          </w:tcPr>
-          <w:p>
-            <w:r>
-              <w:rPr>
-                <w:sz w:val="19"/>
-                <w:szCs w:val="19"/>
-              </w:rPr>
-              <w:t xml:space="preserve">single choice</w:t>
-            </w:r>
-          </w:p>
-        </w:tc>
-      </w:tr>
-      <w:tr>
-        <w:tc>
-          <w:tcPr>
-            <w:tcW w:type="dxa" w:w="3000"/>
-            <w:shd w:fill="F2F2F2" w:color="auto" w:val="clear"/>
-            <w:tcMar>
-              <w:top w:type="dxa" w:w="60"/>
-              <w:left w:type="dxa" w:w="100"/>
-              <w:bottom w:type="dxa" w:w="60"/>
-              <w:right w:type="dxa" w:w="100"/>
-            </w:tcMar>
-          </w:tcPr>
-          <w:p>
-            <w:r>
-              <w:rPr>
-                <w:sz w:val="19"/>
-                <w:szCs w:val="19"/>
-              </w:rPr>
-              <w:t xml:space="preserve">Other Comments</w:t>
-            </w:r>
-          </w:p>
-        </w:tc>
-        <w:tc>
-          <w:tcPr>
-            <w:tcW w:type="dxa" w:w="1600"/>
-            <w:shd w:fill="F2F2F2" w:color="auto" w:val="clear"/>
-            <w:tcMar>
-              <w:top w:type="dxa" w:w="60"/>
-              <w:left w:type="dxa" w:w="100"/>
-              <w:bottom w:type="dxa" w:w="60"/>
-              <w:right w:type="dxa" w:w="100"/>
-            </w:tcMar>
-          </w:tcPr>
-          <w:p>
-            <w:r>
-              <w:rPr>
-                <w:sz w:val="19"/>
-                <w:szCs w:val="19"/>
-              </w:rPr>
-              <w:t xml:space="preserve">1</w:t>
-            </w:r>
-          </w:p>
-        </w:tc>
-        <w:tc>
-          <w:tcPr>
-            <w:tcW w:type="dxa" w:w="4400"/>
-            <w:shd w:fill="F2F2F2" w:color="auto" w:val="clear"/>
-            <w:tcMar>
-              <w:top w:type="dxa" w:w="60"/>
-              <w:left w:type="dxa" w:w="100"/>
-              <w:bottom w:type="dxa" w:w="60"/>
-              <w:right w:type="dxa" w:w="100"/>
-            </w:tcMar>
-          </w:tcPr>
-          <w:p>
-            <w:r>
-              <w:rPr>
-                <w:sz w:val="19"/>
-                <w:szCs w:val="19"/>
-              </w:rPr>
-              <w:t xml:space="preserve">free text</w:t>
-            </w:r>
-          </w:p>
-        </w:tc>
-      </w:tr>
-    </w:tbl>
-    <w:p>
-      <w:pPr>
-        <w:pStyle w:val="ListParagraph"/>
-        <w:numPr>
-          <w:ilvl w:val="0"/>
-          <w:numId w:val="2"/>
-        </w:numPr>
-        <w:spacing w:after="60"/>
-      </w:pPr>
-      <w:r>
-        <w:t xml:space="preserve">Rating statements are shown as a grid with the scale stated once — Strongly Agree to Strongly Disagree — rather than fifteen separate rows of radio buttons</w:t>
-      </w:r>
-    </w:p>
-    <w:p>
-      <w:pPr>
-        <w:pStyle w:val="ListParagraph"/>
-        <w:numPr>
-          <w:ilvl w:val="0"/>
-          <w:numId w:val="2"/>
-        </w:numPr>
-        <w:spacing w:after="60"/>
-      </w:pPr>
-      <w:r>
-        <w:t xml:space="preserve">The student never types a lecturer's name. Every lecturer assigned to that delivery is listed and rated separately, so answers can be attributed reliably</w:t>
-      </w:r>
-    </w:p>
-    <w:p>
-      <w:pPr>
-        <w:pStyle w:val="ListParagraph"/>
-        <w:numPr>
-          <w:ilvl w:val="0"/>
-          <w:numId w:val="2"/>
-        </w:numPr>
-        <w:spacing w:after="60"/>
-      </w:pPr>
-      <w:r>
-        <w:t xml:space="preserve">Responses are recorded without a name</w:t>
-      </w:r>
-    </w:p>
-    <w:p>
-      <w:pPr>
-        <w:pStyle w:val="Heading2"/>
-        <w:spacing w:after="120" w:before="280"/>
-      </w:pPr>
-      <w:r>
-        <w:t xml:space="preserve">2.8 Graduation Planner and AI Assistant</w:t>
-      </w:r>
-    </w:p>
-    <w:p>
-      <w:pPr>
-        <w:pStyle w:val="ListParagraph"/>
-        <w:numPr>
-          <w:ilvl w:val="0"/>
-          <w:numId w:val="2"/>
-        </w:numPr>
-        <w:spacing w:after="60"/>
-      </w:pPr>
-      <w:r>
-        <w:t xml:space="preserve">Graduation Planner — remaining credits and requirements against the degree rules</w:t>
-      </w:r>
-    </w:p>
-    <w:p>
-      <w:pPr>
-        <w:pStyle w:val="ListParagraph"/>
-        <w:numPr>
-          <w:ilvl w:val="0"/>
-          <w:numId w:val="2"/>
-        </w:numPr>
-        <w:spacing w:after="60"/>
-      </w:pPr>
-      <w:r>
-        <w:t xml:space="preserve">AI Assistant — answers questions about the Faculty Handbook and the student's own record, using the handbook text stored in the database</w:t>
+        <w:t xml:space="preserve">The form starts from the faculty's CO Course Feedback form. Before a round opens, the lecturers of each course may add questions of their own, so two courses in the same round can ask different things.</w:t>
+      </w:r>
+    </w:p>
+    <w:p>
+      <w:pPr>
+        <w:pStyle w:val="ListParagraph"/>
+        <w:numPr>
+          <w:ilvl w:val="0"/>
+          <w:numId w:val="2"/>
+        </w:numPr>
+        <w:spacing w:after="60"/>
+      </w:pPr>
+      <w:r>
+        <w:t xml:space="preserve">Rating statements are shown as a grid with the scale stated once — Strongly Agree to Strongly Disagree</w:t>
+      </w:r>
+    </w:p>
+    <w:p>
+      <w:pPr>
+        <w:pStyle w:val="ListParagraph"/>
+        <w:numPr>
+          <w:ilvl w:val="0"/>
+          <w:numId w:val="2"/>
+        </w:numPr>
+        <w:spacing w:after="60"/>
+      </w:pPr>
+      <w:r>
+        <w:t xml:space="preserve">The student never types a lecturer's name. Every lecturer assigned to that delivery is listed and rated separately</w:t>
+      </w:r>
+    </w:p>
+    <w:p>
+      <w:pPr>
+        <w:pStyle w:val="ListParagraph"/>
+        <w:numPr>
+          <w:ilvl w:val="0"/>
+          <w:numId w:val="2"/>
+        </w:numPr>
+        <w:spacing w:after="60"/>
+      </w:pPr>
+      <w:r>
+        <w:t xml:space="preserve">A draft can be saved and finished later; responses are recorded without a name</w:t>
+      </w:r>
+    </w:p>
+    <w:p>
+      <w:pPr>
+        <w:pStyle w:val="Heading2"/>
+        <w:spacing w:after="120" w:before="280"/>
+      </w:pPr>
+      <w:r>
+        <w:t xml:space="preserve">2.8 Mentor</w:t>
+      </w:r>
+    </w:p>
+    <w:p>
+      <w:pPr>
+        <w:pStyle w:val="ListParagraph"/>
+        <w:numPr>
+          <w:ilvl w:val="0"/>
+          <w:numId w:val="2"/>
+        </w:numPr>
+        <w:spacing w:after="60"/>
+      </w:pPr>
+      <w:r>
+        <w:t xml:space="preserve">The lecturer assigned as their academic mentor, with contact details</w:t>
+      </w:r>
+    </w:p>
+    <w:p>
+      <w:pPr>
+        <w:pStyle w:val="ListParagraph"/>
+        <w:numPr>
+          <w:ilvl w:val="0"/>
+          <w:numId w:val="2"/>
+        </w:numPr>
+        <w:spacing w:after="60"/>
+      </w:pPr>
+      <w:r>
+        <w:t xml:space="preserve">A private conversation with the mentor that updates live, with file attachments</w:t>
+      </w:r>
+    </w:p>
+    <w:p>
+      <w:pPr>
+        <w:pStyle w:val="ListParagraph"/>
+        <w:numPr>
+          <w:ilvl w:val="0"/>
+          <w:numId w:val="2"/>
+        </w:numPr>
+        <w:spacing w:after="60"/>
+      </w:pPr>
+      <w:r>
+        <w:t xml:space="preserve">An unread badge when the mentor writes. The mentor's private notes are never visible to the student</w:t>
+      </w:r>
+    </w:p>
+    <w:p>
+      <w:pPr>
+        <w:pStyle w:val="Heading2"/>
+        <w:spacing w:after="120" w:before="280"/>
+      </w:pPr>
+      <w:r>
+        <w:t xml:space="preserve">2.9 Notices and notifications</w:t>
+      </w:r>
+    </w:p>
+    <w:p>
+      <w:pPr>
+        <w:pStyle w:val="ListParagraph"/>
+        <w:numPr>
+          <w:ilvl w:val="0"/>
+          <w:numId w:val="2"/>
+        </w:numPr>
+        <w:spacing w:after="60"/>
+      </w:pPr>
+      <w:r>
+        <w:t xml:space="preserve">Notices — the faculty notice board: "For you" first (their department, batch and courses), or all notices, with search, category filters and attachments to preview or download</w:t>
+      </w:r>
+    </w:p>
+    <w:p>
+      <w:pPr>
+        <w:pStyle w:val="ListParagraph"/>
+        <w:numPr>
+          <w:ilvl w:val="0"/>
+          <w:numId w:val="2"/>
+        </w:numPr>
+        <w:spacing w:after="60"/>
+      </w:pPr>
+      <w:r>
+        <w:t xml:space="preserve">Notifications — a record of what changed for them: a result published, a register opened, a medical certificate reviewed, a mentor message, an enrolment window opened</w:t>
+      </w:r>
+    </w:p>
+    <w:p>
+      <w:pPr>
+        <w:pStyle w:val="Heading2"/>
+        <w:spacing w:after="120" w:before="280"/>
+      </w:pPr>
+      <w:r>
+        <w:t xml:space="preserve">2.10 Graduation Planner and AI Assistant</w:t>
+      </w:r>
+    </w:p>
+    <w:p>
+      <w:pPr>
+        <w:pStyle w:val="ListParagraph"/>
+        <w:numPr>
+          <w:ilvl w:val="0"/>
+          <w:numId w:val="2"/>
+        </w:numPr>
+        <w:spacing w:after="60"/>
+      </w:pPr>
+      <w:r>
+        <w:t xml:space="preserve">Graduation Planner — Current Standing shows credits and baskets still owed and the average needed for each class of honours; the What-If Simulator tries hypothetical grades</w:t>
+      </w:r>
+    </w:p>
+    <w:p>
+      <w:pPr>
+        <w:pStyle w:val="ListParagraph"/>
+        <w:numPr>
+          <w:ilvl w:val="0"/>
+          <w:numId w:val="2"/>
+        </w:numPr>
+        <w:spacing w:after="60"/>
+      </w:pPr>
+      <w:r>
+        <w:t xml:space="preserve">AI Assistant — answers questions about the student's own record and about the Faculty Handbook. It calls thirteen database tools with the student's own permissions and cites the Handbook by page (see the separate AI Assistant guide)</w:t>
       </w:r>
     </w:p>
     <w:p>
@@ -2100,20 +1675,20 @@
         <w:spacing w:after="60"/>
       </w:pPr>
       <w:r>
-        <w:t xml:space="preserve">Courses assigned, students taught, sheets in review and courses with no marks entered</w:t>
-      </w:r>
-    </w:p>
-    <w:p>
-      <w:pPr>
-        <w:pStyle w:val="ListParagraph"/>
-        <w:numPr>
-          <w:ilvl w:val="0"/>
-          <w:numId w:val="2"/>
-        </w:numPr>
-        <w:spacing w:after="60"/>
-      </w:pPr>
-      <w:r>
-        <w:t xml:space="preserve">Current teaching, grouped by batch</w:t>
+        <w:t xml:space="preserve">Teaching now, students taught, sheets in review and courses with no marks yet</w:t>
+      </w:r>
+    </w:p>
+    <w:p>
+      <w:pPr>
+        <w:pStyle w:val="ListParagraph"/>
+        <w:numPr>
+          <w:ilvl w:val="0"/>
+          <w:numId w:val="2"/>
+        </w:numPr>
+        <w:spacing w:after="60"/>
+      </w:pPr>
+      <w:r>
+        <w:t xml:space="preserve">Current teaching grouped by batch, with shortcuts to attendance and results</w:t>
       </w:r>
     </w:p>
     <w:p>
@@ -2135,7 +1710,20 @@
         <w:spacing w:after="60"/>
       </w:pPr>
       <w:r>
-        <w:t xml:space="preserve">Every offering they teach, with co-lecturers, enrolled count and the state of the marks</w:t>
+        <w:t xml:space="preserve">Batch first: choosing a batch opens that batch's current semester, marked (Current), with earlier semesters still reachable for a repeat student or a late correction</w:t>
+      </w:r>
+    </w:p>
+    <w:p>
+      <w:pPr>
+        <w:pStyle w:val="ListParagraph"/>
+        <w:numPr>
+          <w:ilvl w:val="0"/>
+          <w:numId w:val="2"/>
+        </w:numPr>
+        <w:spacing w:after="60"/>
+      </w:pPr>
+      <w:r>
+        <w:t xml:space="preserve">Each offering with its co-lecturers, enrolled count and the state of the marks</w:t>
       </w:r>
     </w:p>
     <w:p>
@@ -2157,7 +1745,46 @@
         <w:spacing w:after="60"/>
       </w:pPr>
       <w:r>
-        <w:t xml:space="preserve">Mark a lecture for a course they teach — present, absent or excused, for the whole roster in one screen</w:t>
+        <w:t xml:space="preserve">Open a live register for a lecture: a QR code that changes every 10 seconds and six digits that change every 30, and optionally the lecture hall's location, so a check-in from far away is flagged for the lecturer</w:t>
+      </w:r>
+    </w:p>
+    <w:p>
+      <w:pPr>
+        <w:pStyle w:val="ListParagraph"/>
+        <w:numPr>
+          <w:ilvl w:val="0"/>
+          <w:numId w:val="2"/>
+        </w:numPr>
+        <w:spacing w:after="60"/>
+      </w:pPr>
+      <w:r>
+        <w:t xml:space="preserve">Watch check-ins arrive, send a random presence check, then close the register — everyone signed in becomes Present, everyone else Absent</w:t>
+      </w:r>
+    </w:p>
+    <w:p>
+      <w:pPr>
+        <w:pStyle w:val="ListParagraph"/>
+        <w:numPr>
+          <w:ilvl w:val="0"/>
+          <w:numId w:val="2"/>
+        </w:numPr>
+        <w:spacing w:after="60"/>
+      </w:pPr>
+      <w:r>
+        <w:t xml:space="preserve">Or mark present, absent or excused by hand for the whole roster on one screen</w:t>
+      </w:r>
+    </w:p>
+    <w:p>
+      <w:pPr>
+        <w:pStyle w:val="ListParagraph"/>
+        <w:numPr>
+          <w:ilvl w:val="0"/>
+          <w:numId w:val="2"/>
+        </w:numPr>
+        <w:spacing w:after="60"/>
+      </w:pPr>
+      <w:r>
+        <w:t xml:space="preserve">It is the same register the department office marks: a mark made on either page appears on both</w:t>
       </w:r>
     </w:p>
     <w:p>
@@ -2192,7 +1819,20 @@
         <w:spacing w:after="60"/>
       </w:pPr>
       <w:r>
-        <w:t xml:space="preserve">Enter mid-semester, continuous-assessment, end-semester and overall marks for their own courses</w:t>
+        <w:t xml:space="preserve">Enter the mid-semester and continuous-assessment marks and choose the grade the examiners awarded; the grade point is derived by the database and a grade off the faculty scale is refused</w:t>
+      </w:r>
+    </w:p>
+    <w:p>
+      <w:pPr>
+        <w:pStyle w:val="ListParagraph"/>
+        <w:numPr>
+          <w:ilvl w:val="0"/>
+          <w:numId w:val="2"/>
+        </w:numPr>
+        <w:spacing w:after="60"/>
+      </w:pPr>
+      <w:r>
+        <w:t xml:space="preserve">Or import a sheet from an Excel workbook</w:t>
       </w:r>
     </w:p>
     <w:p>
@@ -2240,33 +1880,33 @@
         <w:spacing w:after="120" w:before="280"/>
       </w:pPr>
       <w:r>
-        <w:t xml:space="preserve">3.5 Feedback — Results tab</w:t>
-      </w:r>
-    </w:p>
-    <w:p>
-      <w:pPr>
-        <w:pStyle w:val="ListParagraph"/>
-        <w:numPr>
-          <w:ilvl w:val="0"/>
-          <w:numId w:val="2"/>
-        </w:numPr>
-        <w:spacing w:after="60"/>
-      </w:pPr>
-      <w:r>
-        <w:t xml:space="preserve">Response progress for every course they teach is always visible: how many of the class have replied</w:t>
-      </w:r>
-    </w:p>
-    <w:p>
-      <w:pPr>
-        <w:pStyle w:val="ListParagraph"/>
-        <w:numPr>
-          <w:ilvl w:val="0"/>
-          <w:numId w:val="2"/>
-        </w:numPr>
-        <w:spacing w:after="60"/>
-      </w:pPr>
-      <w:r>
-        <w:t xml:space="preserve">The results themselves appear only after the department releases them, and only when there are enough responses that a single reply cannot be identified</w:t>
+        <w:t xml:space="preserve">3.5 Feedback</w:t>
+      </w:r>
+    </w:p>
+    <w:p>
+      <w:pPr>
+        <w:pStyle w:val="ListParagraph"/>
+        <w:numPr>
+          <w:ilvl w:val="0"/>
+          <w:numId w:val="2"/>
+        </w:numPr>
+        <w:spacing w:after="60"/>
+      </w:pPr>
+      <w:r>
+        <w:t xml:space="preserve">Organised by round — Open feedback and Closed feedback — and inside each round, only the courses this lecturer teaches</w:t>
+      </w:r>
+    </w:p>
+    <w:p>
+      <w:pPr>
+        <w:pStyle w:val="ListParagraph"/>
+        <w:numPr>
+          <w:ilvl w:val="0"/>
+          <w:numId w:val="2"/>
+        </w:numPr>
+        <w:spacing w:after="60"/>
+      </w:pPr>
+      <w:r>
+        <w:t xml:space="preserve">Results appear as students answer once the round is open, provided the minimum number of responses exists; below it, only the response count is shown</w:t>
       </w:r>
     </w:p>
     <w:p>
@@ -2292,29 +1932,98 @@
         <w:spacing w:after="60"/>
       </w:pPr>
       <w:r>
-        <w:t xml:space="preserve">Written comments carry no student identity</w:t>
-      </w:r>
-    </w:p>
-    <w:p>
-      <w:pPr>
-        <w:pStyle w:val="Heading2"/>
-        <w:spacing w:after="120" w:before="280"/>
-      </w:pPr>
-      <w:r>
-        <w:t xml:space="preserve">3.6 Feedback — My Forms tab</w:t>
-      </w:r>
-    </w:p>
-    <w:p>
-      <w:pPr>
-        <w:pStyle w:val="ListParagraph"/>
-        <w:numPr>
-          <w:ilvl w:val="0"/>
-          <w:numId w:val="2"/>
-        </w:numPr>
-        <w:spacing w:after="60"/>
-      </w:pPr>
-      <w:r>
-        <w:t xml:space="preserve">Request a feedback round for a course they teach: pick the cohort, tick the courses, choose questions from the department's bank, set the window</w:t>
+        <w:t xml:space="preserve">Written comments carry no student identity; a course report can be exported to PDF</w:t>
+      </w:r>
+    </w:p>
+    <w:p>
+      <w:pPr>
+        <w:pStyle w:val="Heading2"/>
+        <w:spacing w:after="120" w:before="280"/>
+      </w:pPr>
+      <w:r>
+        <w:t xml:space="preserve">3.6 Shaping a course's form</w:t>
+      </w:r>
+    </w:p>
+    <w:p>
+      <w:pPr>
+        <w:spacing w:after="120"/>
+      </w:pPr>
+      <w:r>
+        <w:t xml:space="preserve">While a round is still a draft, everyone teaching a course in it — and the sitting head of department — may shape that course's form.</w:t>
+      </w:r>
+    </w:p>
+    <w:p>
+      <w:pPr>
+        <w:pStyle w:val="ListParagraph"/>
+        <w:numPr>
+          <w:ilvl w:val="0"/>
+          <w:numId w:val="2"/>
+        </w:numPr>
+        <w:spacing w:after="60"/>
+      </w:pPr>
+      <w:r>
+        <w:t xml:space="preserve">Add, edit, reorder and remove questions, and name, describe and reorder sections, in the order a student will meet them</w:t>
+      </w:r>
+    </w:p>
+    <w:p>
+      <w:pPr>
+        <w:pStyle w:val="ListParagraph"/>
+        <w:numPr>
+          <w:ilvl w:val="0"/>
+          <w:numId w:val="2"/>
+        </w:numPr>
+        <w:spacing w:after="60"/>
+      </w:pPr>
+      <w:r>
+        <w:t xml:space="preserve">The first edit gives the course its own copy of the round's template, so one lecturer's change never reaches another course; the department's own questions stay fixed</w:t>
+      </w:r>
+    </w:p>
+    <w:p>
+      <w:pPr>
+        <w:pStyle w:val="ListParagraph"/>
+        <w:numPr>
+          <w:ilvl w:val="0"/>
+          <w:numId w:val="2"/>
+        </w:numPr>
+        <w:spacing w:after="60"/>
+      </w:pPr>
+      <w:r>
+        <w:t xml:space="preserve">Question types: rating, Yes/No, choose one, choose several, short answer, long answer</w:t>
+      </w:r>
+    </w:p>
+    <w:p>
+      <w:pPr>
+        <w:pStyle w:val="ListParagraph"/>
+        <w:numPr>
+          <w:ilvl w:val="0"/>
+          <w:numId w:val="2"/>
+        </w:numPr>
+        <w:spacing w:after="60"/>
+      </w:pPr>
+      <w:r>
+        <w:t xml:space="preserve">A question added after students have already answered cannot be made compulsory</w:t>
+      </w:r>
+    </w:p>
+    <w:p>
+      <w:pPr>
+        <w:pStyle w:val="Heading2"/>
+        <w:spacing w:after="120" w:before="280"/>
+      </w:pPr>
+      <w:r>
+        <w:t xml:space="preserve">3.7 Requesting a feedback round</w:t>
+      </w:r>
+    </w:p>
+    <w:p>
+      <w:pPr>
+        <w:pStyle w:val="ListParagraph"/>
+        <w:numPr>
+          <w:ilvl w:val="0"/>
+          <w:numId w:val="2"/>
+        </w:numPr>
+        <w:spacing w:after="60"/>
+      </w:pPr>
+      <w:r>
+        <w:t xml:space="preserve">Request a round for courses they teach: pick the cohort (its current semester is marked), tick the courses, choose questions from the bank (all ticked to start with) and set the window</w:t>
       </w:r>
     </w:p>
     <w:p>
@@ -2340,102 +2049,90 @@
         <w:spacing w:after="60"/>
       </w:pPr>
       <w:r>
-        <w:t xml:space="preserve">If it is rejected, the reason is shown, the form can be revised and sent again</w:t>
-      </w:r>
-    </w:p>
-    <w:p>
-      <w:pPr>
-        <w:pStyle w:val="ListParagraph"/>
-        <w:numPr>
-          <w:ilvl w:val="0"/>
-          <w:numId w:val="2"/>
-        </w:numPr>
-        <w:spacing w:after="60"/>
-      </w:pPr>
-      <w:r>
-        <w:t xml:space="preserve">Once approved the content is fixed; the lecturer can open it to students and close it when done</w:t>
-      </w:r>
-    </w:p>
-    <w:p>
-      <w:pPr>
-        <w:pStyle w:val="ListParagraph"/>
-        <w:numPr>
-          <w:ilvl w:val="0"/>
-          <w:numId w:val="2"/>
-        </w:numPr>
-        <w:spacing w:after="60"/>
-      </w:pPr>
-      <w:r>
-        <w:t xml:space="preserve">A request that has not been approved can be withdrawn</w:t>
-      </w:r>
-    </w:p>
-    <w:p>
-      <w:pPr>
-        <w:pStyle w:val="Heading2"/>
-        <w:spacing w:after="120" w:before="280"/>
-      </w:pPr>
-      <w:r>
-        <w:t xml:space="preserve">3.7 Course-specific questions (course coordinators)</w:t>
-      </w:r>
-    </w:p>
-    <w:p>
-      <w:pPr>
-        <w:spacing w:after="120"/>
-      </w:pPr>
-      <w:r>
-        <w:t xml:space="preserve">A course coordinator — the lecturer responsible for the course — can add their own questions to a feedback round for that subject.</w:t>
-      </w:r>
-    </w:p>
-    <w:p>
-      <w:pPr>
-        <w:pStyle w:val="ListParagraph"/>
-        <w:numPr>
-          <w:ilvl w:val="0"/>
-          <w:numId w:val="2"/>
-        </w:numPr>
-        <w:spacing w:after="60"/>
-      </w:pPr>
-      <w:r>
-        <w:t xml:space="preserve">The question is attached to that course alone; no other course's students ever see it</w:t>
-      </w:r>
-    </w:p>
-    <w:p>
-      <w:pPr>
-        <w:pStyle w:val="ListParagraph"/>
-        <w:numPr>
-          <w:ilvl w:val="0"/>
-          <w:numId w:val="2"/>
-        </w:numPr>
-        <w:spacing w:after="60"/>
-      </w:pPr>
-      <w:r>
-        <w:t xml:space="preserve">Five question types are available: rating, Yes/No, choose one, short answer, long answer</w:t>
-      </w:r>
-    </w:p>
-    <w:p>
-      <w:pPr>
-        <w:pStyle w:val="ListParagraph"/>
-        <w:numPr>
-          <w:ilvl w:val="0"/>
-          <w:numId w:val="2"/>
-        </w:numPr>
-        <w:spacing w:after="60"/>
-      </w:pPr>
-      <w:r>
-        <w:t xml:space="preserve">Only the sitting coordinator of that offering can add one. A lecturer on the course cannot, and neither can the coordinator of another course</w:t>
-      </w:r>
-    </w:p>
-    <w:p>
-      <w:pPr>
-        <w:pStyle w:val="ListParagraph"/>
-        <w:numPr>
-          <w:ilvl w:val="0"/>
-          <w:numId w:val="2"/>
-        </w:numPr>
-        <w:spacing w:after="60"/>
-      </w:pPr>
-      <w:r>
-        <w:t xml:space="preserve">A question added after students have already answered cannot be made compulsory — an earlier submission was complete when it was made, and a later edit does not get to change that</w:t>
+        <w:t xml:space="preserve">If it is rejected, the reason is shown and the form can be revised and sent again; a request not yet approved can be withdrawn</w:t>
+      </w:r>
+    </w:p>
+    <w:p>
+      <w:pPr>
+        <w:pStyle w:val="ListParagraph"/>
+        <w:numPr>
+          <w:ilvl w:val="0"/>
+          <w:numId w:val="2"/>
+        </w:numPr>
+        <w:spacing w:after="60"/>
+      </w:pPr>
+      <w:r>
+        <w:t xml:space="preserve">Once approved, the lecturer can open it to students and close it when done</w:t>
+      </w:r>
+    </w:p>
+    <w:p>
+      <w:pPr>
+        <w:pStyle w:val="Heading2"/>
+        <w:spacing w:after="120" w:before="280"/>
+      </w:pPr>
+      <w:r>
+        <w:t xml:space="preserve">3.8 My Mentees</w:t>
+      </w:r>
+    </w:p>
+    <w:p>
+      <w:pPr>
+        <w:pStyle w:val="ListParagraph"/>
+        <w:numPr>
+          <w:ilvl w:val="0"/>
+          <w:numId w:val="2"/>
+        </w:numPr>
+        <w:spacing w:after="60"/>
+      </w:pPr>
+      <w:r>
+        <w:t xml:space="preserve">Every student the lecturer mentors, with CGPA, credits earned, attendance, outstanding modules and a risk band (needs attention, at risk)</w:t>
+      </w:r>
+    </w:p>
+    <w:p>
+      <w:pPr>
+        <w:pStyle w:val="ListParagraph"/>
+        <w:numPr>
+          <w:ilvl w:val="0"/>
+          <w:numId w:val="2"/>
+        </w:numPr>
+        <w:spacing w:after="60"/>
+      </w:pPr>
+      <w:r>
+        <w:t xml:space="preserve">A private conversation with each mentee, live, with attachments</w:t>
+      </w:r>
+    </w:p>
+    <w:p>
+      <w:pPr>
+        <w:pStyle w:val="ListParagraph"/>
+        <w:numPr>
+          <w:ilvl w:val="0"/>
+          <w:numId w:val="2"/>
+        </w:numPr>
+        <w:spacing w:after="60"/>
+      </w:pPr>
+      <w:r>
+        <w:t xml:space="preserve">Private notes about a mentee, readable only by the mentor who wrote them</w:t>
+      </w:r>
+    </w:p>
+    <w:p>
+      <w:pPr>
+        <w:pStyle w:val="Heading2"/>
+        <w:spacing w:after="120" w:before="280"/>
+      </w:pPr>
+      <w:r>
+        <w:t xml:space="preserve">3.9 Notices</w:t>
+      </w:r>
+    </w:p>
+    <w:p>
+      <w:pPr>
+        <w:pStyle w:val="ListParagraph"/>
+        <w:numPr>
+          <w:ilvl w:val="0"/>
+          <w:numId w:val="2"/>
+        </w:numPr>
+        <w:spacing w:after="60"/>
+      </w:pPr>
+      <w:r>
+        <w:t xml:space="preserve">Publish notices for the courses they teach, with attachments. Some categories are reserved for other desks — a lecturer may post a lab schedule for their class, never a faculty examination timetable</w:t>
       </w:r>
     </w:p>
     <w:p>
@@ -2479,7 +2176,7 @@
         <w:spacing w:after="60"/>
       </w:pPr>
       <w:r>
-        <w:t xml:space="preserve">Assign lecturers to course offerings in their department</w:t>
+        <w:t xml:space="preserve">Assign lecturers to course offerings in their department, with each batch's current semester marked</w:t>
       </w:r>
     </w:p>
     <w:p>
@@ -2514,42 +2211,147 @@
         <w:spacing w:after="120" w:before="280"/>
       </w:pPr>
       <w:r>
-        <w:t xml:space="preserve">4.2 Students</w:t>
-      </w:r>
-    </w:p>
-    <w:p>
-      <w:pPr>
-        <w:pStyle w:val="ListParagraph"/>
-        <w:numPr>
-          <w:ilvl w:val="0"/>
-          <w:numId w:val="2"/>
-        </w:numPr>
-        <w:spacing w:after="60"/>
-      </w:pPr>
-      <w:r>
-        <w:t xml:space="preserve">Every student in the department, with index number, registration number, batch and CGPA</w:t>
-      </w:r>
-    </w:p>
-    <w:p>
-      <w:pPr>
-        <w:pStyle w:val="ListParagraph"/>
-        <w:numPr>
-          <w:ilvl w:val="0"/>
-          <w:numId w:val="2"/>
-        </w:numPr>
-        <w:spacing w:after="60"/>
-      </w:pPr>
-      <w:r>
-        <w:t xml:space="preserve">Open any student to see their full academic record, semester by semester</w:t>
-      </w:r>
-    </w:p>
-    <w:p>
-      <w:pPr>
-        <w:pStyle w:val="Heading2"/>
-        <w:spacing w:after="120" w:before="280"/>
-      </w:pPr>
-      <w:r>
-        <w:t xml:space="preserve">4.3 Department Staff</w:t>
+        <w:t xml:space="preserve">4.2 Mentor Allocation</w:t>
+      </w:r>
+    </w:p>
+    <w:p>
+      <w:pPr>
+        <w:pStyle w:val="ListParagraph"/>
+        <w:numPr>
+          <w:ilvl w:val="0"/>
+          <w:numId w:val="2"/>
+        </w:numPr>
+        <w:spacing w:after="60"/>
+      </w:pPr>
+      <w:r>
+        <w:t xml:space="preserve">Give every student in the department a mentor, see each lecturer's load and who is still without one</w:t>
+      </w:r>
+    </w:p>
+    <w:p>
+      <w:pPr>
+        <w:pStyle w:val="ListParagraph"/>
+        <w:numPr>
+          <w:ilvl w:val="0"/>
+          <w:numId w:val="2"/>
+        </w:numPr>
+        <w:spacing w:after="60"/>
+      </w:pPr>
+      <w:r>
+        <w:t xml:space="preserve">Reassign or end a mentoring pair; the history is kept and a new pair starts a new conversation</w:t>
+      </w:r>
+    </w:p>
+    <w:p>
+      <w:pPr>
+        <w:pStyle w:val="ListParagraph"/>
+        <w:numPr>
+          <w:ilvl w:val="0"/>
+          <w:numId w:val="2"/>
+        </w:numPr>
+        <w:spacing w:after="60"/>
+      </w:pPr>
+      <w:r>
+        <w:t xml:space="preserve">The head sees who is assigned to whom, never the conversations</w:t>
+      </w:r>
+    </w:p>
+    <w:p>
+      <w:pPr>
+        <w:pStyle w:val="Heading2"/>
+        <w:spacing w:after="120" w:before="280"/>
+      </w:pPr>
+      <w:r>
+        <w:t xml:space="preserve">4.3 Course Catalogue</w:t>
+      </w:r>
+    </w:p>
+    <w:p>
+      <w:pPr>
+        <w:pStyle w:val="ListParagraph"/>
+        <w:numPr>
+          <w:ilvl w:val="0"/>
+          <w:numId w:val="2"/>
+        </w:numPr>
+        <w:spacing w:after="60"/>
+      </w:pPr>
+      <w:r>
+        <w:t xml:space="preserve">The department's courses and minors — the same screen the department office uses, opened on the head's own department</w:t>
+      </w:r>
+    </w:p>
+    <w:p>
+      <w:pPr>
+        <w:pStyle w:val="ListParagraph"/>
+        <w:numPr>
+          <w:ilvl w:val="0"/>
+          <w:numId w:val="2"/>
+        </w:numPr>
+        <w:spacing w:after="60"/>
+      </w:pPr>
+      <w:r>
+        <w:t xml:space="preserve">Minor Specifications: create, rename and remove a minor stream, set its credits, and see the courses carrying it</w:t>
+      </w:r>
+    </w:p>
+    <w:p>
+      <w:pPr>
+        <w:pStyle w:val="Heading2"/>
+        <w:spacing w:after="120" w:before="280"/>
+      </w:pPr>
+      <w:r>
+        <w:t xml:space="preserve">4.4 Enrolment</w:t>
+      </w:r>
+    </w:p>
+    <w:p>
+      <w:pPr>
+        <w:pStyle w:val="ListParagraph"/>
+        <w:numPr>
+          <w:ilvl w:val="0"/>
+          <w:numId w:val="2"/>
+        </w:numPr>
+        <w:spacing w:after="60"/>
+      </w:pPr>
+      <w:r>
+        <w:t xml:space="preserve">A read-only view of the department's enrolment windows: batch by batch, course by course, and exactly who enrolled</w:t>
+      </w:r>
+    </w:p>
+    <w:p>
+      <w:pPr>
+        <w:pStyle w:val="Heading2"/>
+        <w:spacing w:after="120" w:before="280"/>
+      </w:pPr>
+      <w:r>
+        <w:t xml:space="preserve">4.5 Results</w:t>
+      </w:r>
+    </w:p>
+    <w:p>
+      <w:pPr>
+        <w:pStyle w:val="ListParagraph"/>
+        <w:numPr>
+          <w:ilvl w:val="0"/>
+          <w:numId w:val="2"/>
+        </w:numPr>
+        <w:spacing w:after="60"/>
+      </w:pPr>
+      <w:r>
+        <w:t xml:space="preserve">The database gives the head the same authority as the department admin to publish a submitted sheet or return it with a note. The staff portal has no screen for it yet, so in practice the department office does it</w:t>
+      </w:r>
+    </w:p>
+    <w:p>
+      <w:pPr>
+        <w:pStyle w:val="Heading2"/>
+        <w:spacing w:after="120" w:before="280"/>
+      </w:pPr>
+      <w:r>
+        <w:t xml:space="preserve">4.6 Students and Department Staff</w:t>
+      </w:r>
+    </w:p>
+    <w:p>
+      <w:pPr>
+        <w:pStyle w:val="ListParagraph"/>
+        <w:numPr>
+          <w:ilvl w:val="0"/>
+          <w:numId w:val="2"/>
+        </w:numPr>
+        <w:spacing w:after="60"/>
+      </w:pPr>
+      <w:r>
+        <w:t xml:space="preserve">Every student in the department, with index number, registration number, batch and CGPA; open any student for their full record, semester by semester</w:t>
       </w:r>
     </w:p>
     <w:p>
@@ -2571,7 +2373,7 @@
         <w:spacing w:after="120" w:before="280"/>
       </w:pPr>
       <w:r>
-        <w:t xml:space="preserve">4.4 Feedback — Department tab</w:t>
+        <w:t xml:space="preserve">4.7 Feedback — Department tab</w:t>
       </w:r>
     </w:p>
     <w:p>
@@ -2605,33 +2407,20 @@
         <w:spacing w:after="60"/>
       </w:pPr>
       <w:r>
-        <w:t xml:space="preserve">By lecturer — a table built only from the questions asked about each person, so a course taught by three people gives three separate readings rather than one shared course score</w:t>
-      </w:r>
-    </w:p>
-    <w:p>
-      <w:pPr>
-        <w:pStyle w:val="ListParagraph"/>
-        <w:numPr>
-          <w:ilvl w:val="0"/>
-          <w:numId w:val="2"/>
-        </w:numPr>
-        <w:spacing w:after="60"/>
-      </w:pPr>
-      <w:r>
-        <w:t xml:space="preserve">By course — expand any course for its question breakdown, each lecturer's own ratings side by side, and the written comments</w:t>
-      </w:r>
-    </w:p>
-    <w:p>
-      <w:pPr>
-        <w:pStyle w:val="ListParagraph"/>
-        <w:numPr>
-          <w:ilvl w:val="0"/>
-          <w:numId w:val="2"/>
-        </w:numPr>
-        <w:spacing w:after="60"/>
-      </w:pPr>
-      <w:r>
-        <w:t xml:space="preserve">The gate here is the round having closed, not a release: releasing forwards results to the individual being rated, which is a different decision from the department examining its own teaching</w:t>
+        <w:t xml:space="preserve">By lecturer — built only from the questions asked about each person, so a course taught by three people gives three separate readings rather than one shared course score</w:t>
+      </w:r>
+    </w:p>
+    <w:p>
+      <w:pPr>
+        <w:pStyle w:val="ListParagraph"/>
+        <w:numPr>
+          <w:ilvl w:val="0"/>
+          <w:numId w:val="2"/>
+        </w:numPr>
+        <w:spacing w:after="60"/>
+      </w:pPr>
+      <w:r>
+        <w:t xml:space="preserve">By course — each course's question breakdown, each lecturer's own ratings side by side, and the written comments, once the course's round has closed</w:t>
       </w:r>
     </w:p>
     <w:p>
@@ -2688,7 +2477,20 @@
         <w:spacing w:after="60"/>
       </w:pPr>
       <w:r>
-        <w:t xml:space="preserve">Department statistics — students, courses, results and recent activity</w:t>
+        <w:t xml:space="preserve">Students, courses running now, average attendance and attendance alerts for students about to lose eligibility</w:t>
+      </w:r>
+    </w:p>
+    <w:p>
+      <w:pPr>
+        <w:pStyle w:val="ListParagraph"/>
+        <w:numPr>
+          <w:ilvl w:val="0"/>
+          <w:numId w:val="2"/>
+        </w:numPr>
+        <w:spacing w:after="60"/>
+      </w:pPr>
+      <w:r>
+        <w:t xml:space="preserve">Recent results and shortcuts to the common tasks</w:t>
       </w:r>
     </w:p>
     <w:p>
@@ -2710,7 +2512,7 @@
         <w:spacing w:after="60"/>
       </w:pPr>
       <w:r>
-        <w:t xml:space="preserve">The department's students, with academic statistics</w:t>
+        <w:t xml:space="preserve">The department's students, with academic statistics; a course sat twice counts once</w:t>
       </w:r>
     </w:p>
     <w:p>
@@ -2745,7 +2547,33 @@
         <w:spacing w:after="60"/>
       </w:pPr>
       <w:r>
-        <w:t xml:space="preserve">The department's course catalogue and the offerings built from it</w:t>
+        <w:t xml:space="preserve">The department's catalogue: add and edit courses, including each course's CA / ESE weights and its minor stream, chosen from the streams the department offers</w:t>
+      </w:r>
+    </w:p>
+    <w:p>
+      <w:pPr>
+        <w:pStyle w:val="ListParagraph"/>
+        <w:numPr>
+          <w:ilvl w:val="0"/>
+          <w:numId w:val="2"/>
+        </w:numPr>
+        <w:spacing w:after="60"/>
+      </w:pPr>
+      <w:r>
+        <w:t xml:space="preserve">Minor Specifications: create, rename and remove minors and set their credits; a rename updates every course carrying it</w:t>
+      </w:r>
+    </w:p>
+    <w:p>
+      <w:pPr>
+        <w:pStyle w:val="ListParagraph"/>
+        <w:numPr>
+          <w:ilvl w:val="0"/>
+          <w:numId w:val="2"/>
+        </w:numPr>
+        <w:spacing w:after="60"/>
+      </w:pPr>
+      <w:r>
+        <w:t xml:space="preserve">A course with records behind it (enrolments, results, attendance, feedback) cannot be deleted</w:t>
       </w:r>
     </w:p>
     <w:p>
@@ -2767,46 +2595,46 @@
         <w:spacing w:after="60"/>
       </w:pPr>
       <w:r>
-        <w:t xml:space="preserve">Review sheets lecturers have submitted</w:t>
-      </w:r>
-    </w:p>
-    <w:p>
-      <w:pPr>
-        <w:pStyle w:val="ListParagraph"/>
-        <w:numPr>
-          <w:ilvl w:val="0"/>
-          <w:numId w:val="2"/>
-        </w:numPr>
-        <w:spacing w:after="60"/>
-      </w:pPr>
-      <w:r>
-        <w:t xml:space="preserve">Return a sheet for correction with a note, or publish it</w:t>
-      </w:r>
-    </w:p>
-    <w:p>
-      <w:pPr>
-        <w:pStyle w:val="ListParagraph"/>
-        <w:numPr>
-          <w:ilvl w:val="0"/>
-          <w:numId w:val="2"/>
-        </w:numPr>
-        <w:spacing w:after="60"/>
-      </w:pPr>
-      <w:r>
-        <w:t xml:space="preserve">Publishing is per row, so a mixed sheet cannot half-fail</w:t>
-      </w:r>
-    </w:p>
-    <w:p>
-      <w:pPr>
-        <w:pStyle w:val="ListParagraph"/>
-        <w:numPr>
-          <w:ilvl w:val="0"/>
-          <w:numId w:val="2"/>
-        </w:numPr>
-        <w:spacing w:after="60"/>
-      </w:pPr>
-      <w:r>
-        <w:t xml:space="preserve">Export a course-wise result sheet as a PDF, in the faculty's own format</w:t>
+        <w:t xml:space="preserve">Review sheets lecturers have submitted, or enter marks and grades directly</w:t>
+      </w:r>
+    </w:p>
+    <w:p>
+      <w:pPr>
+        <w:pStyle w:val="ListParagraph"/>
+        <w:numPr>
+          <w:ilvl w:val="0"/>
+          <w:numId w:val="2"/>
+        </w:numPr>
+        <w:spacing w:after="60"/>
+      </w:pPr>
+      <w:r>
+        <w:t xml:space="preserve">Return a sheet for correction with a note, or publish it; filter by regular and repeat candidates</w:t>
+      </w:r>
+    </w:p>
+    <w:p>
+      <w:pPr>
+        <w:pStyle w:val="ListParagraph"/>
+        <w:numPr>
+          <w:ilvl w:val="0"/>
+          <w:numId w:val="2"/>
+        </w:numPr>
+        <w:spacing w:after="60"/>
+      </w:pPr>
+      <w:r>
+        <w:t xml:space="preserve">Correct a grade recorded in error — the original grade, who corrected it and why are kept</w:t>
+      </w:r>
+    </w:p>
+    <w:p>
+      <w:pPr>
+        <w:pStyle w:val="ListParagraph"/>
+        <w:numPr>
+          <w:ilvl w:val="0"/>
+          <w:numId w:val="2"/>
+        </w:numPr>
+        <w:spacing w:after="60"/>
+      </w:pPr>
+      <w:r>
+        <w:t xml:space="preserve">Export the course-wise result sheet as a PDF in the faculty's own format; the official sheet reaches students as a Results notice on the notice board</w:t>
       </w:r>
     </w:p>
     <w:p>
@@ -2828,7 +2656,20 @@
         <w:spacing w:after="60"/>
       </w:pPr>
       <w:r>
-        <w:t xml:space="preserve">Attendance across the department's courses</w:t>
+        <w:t xml:space="preserve">Attendance across the department's courses, overall or by lecture date</w:t>
+      </w:r>
+    </w:p>
+    <w:p>
+      <w:pPr>
+        <w:pStyle w:val="ListParagraph"/>
+        <w:numPr>
+          <w:ilvl w:val="0"/>
+          <w:numId w:val="2"/>
+        </w:numPr>
+        <w:spacing w:after="60"/>
+      </w:pPr>
+      <w:r>
+        <w:t xml:space="preserve">Mark a register by hand — the same register the lecturer sees for that class</w:t>
       </w:r>
     </w:p>
     <w:p>
@@ -2885,155 +2726,16 @@
         <w:spacing w:after="60"/>
       </w:pPr>
       <w:r>
-        <w:t xml:space="preserve">Open, schedule, close and archive enrolment windows</w:t>
-      </w:r>
-    </w:p>
-    <w:p>
-      <w:pPr>
-        <w:pStyle w:val="ListParagraph"/>
-        <w:numPr>
-          <w:ilvl w:val="0"/>
-          <w:numId w:val="2"/>
-        </w:numPr>
-        <w:spacing w:after="60"/>
-      </w:pPr>
-      <w:r>
-        <w:t xml:space="preserve">Scope a window to specific courses with seat capacities</w:t>
-      </w:r>
-    </w:p>
-    <w:p>
-      <w:pPr>
-        <w:pStyle w:val="ListParagraph"/>
-        <w:numPr>
-          <w:ilvl w:val="0"/>
-          <w:numId w:val="2"/>
-        </w:numPr>
-        <w:spacing w:after="60"/>
-      </w:pPr>
-      <w:r>
-        <w:t xml:space="preserve">See eligible, enrolled and remaining capacity per course, and exactly who enrolled</w:t>
-      </w:r>
-    </w:p>
-    <w:p>
-      <w:pPr>
-        <w:pStyle w:val="Heading2"/>
-        <w:spacing w:after="120" w:before="280"/>
-      </w:pPr>
-      <w:r>
-        <w:t xml:space="preserve">5.8 Feedback — Manage Periods tab</w:t>
-      </w:r>
-    </w:p>
-    <w:p>
-      <w:pPr>
-        <w:pStyle w:val="ListParagraph"/>
-        <w:numPr>
-          <w:ilvl w:val="0"/>
-          <w:numId w:val="2"/>
-        </w:numPr>
-        <w:spacing w:after="60"/>
-      </w:pPr>
-      <w:r>
-        <w:t xml:space="preserve">Create a feedback round: title, academic year, semester, batch, opening date and closing date</w:t>
-      </w:r>
-    </w:p>
-    <w:p>
-      <w:pPr>
-        <w:pStyle w:val="ListParagraph"/>
-        <w:numPr>
-          <w:ilvl w:val="0"/>
-          <w:numId w:val="2"/>
-        </w:numPr>
-        <w:spacing w:after="60"/>
-      </w:pPr>
-      <w:r>
-        <w:t xml:space="preserve">Choose the courses it covers and the questions it asks — all forty are selected by default</w:t>
-      </w:r>
-    </w:p>
-    <w:p>
-      <w:pPr>
-        <w:pStyle w:val="ListParagraph"/>
-        <w:numPr>
-          <w:ilvl w:val="0"/>
-          <w:numId w:val="2"/>
-        </w:numPr>
-        <w:spacing w:after="60"/>
-      </w:pPr>
-      <w:r>
-        <w:t xml:space="preserve">Open it to students, close it, or archive it</w:t>
-      </w:r>
-    </w:p>
-    <w:p>
-      <w:pPr>
-        <w:pStyle w:val="ListParagraph"/>
-        <w:numPr>
-          <w:ilvl w:val="0"/>
-          <w:numId w:val="2"/>
-        </w:numPr>
-        <w:spacing w:after="60"/>
-      </w:pPr>
-      <w:r>
-        <w:t xml:space="preserve">Every round states plainly whether students can see it right now. "Open" is a stored status, not an answer: a round keeps that status after its closing date passes, so the row says so in words</w:t>
-      </w:r>
-    </w:p>
-    <w:p>
-      <w:pPr>
-        <w:pStyle w:val="ListParagraph"/>
-        <w:numPr>
-          <w:ilvl w:val="0"/>
-          <w:numId w:val="2"/>
-        </w:numPr>
-        <w:spacing w:after="60"/>
-      </w:pPr>
-      <w:r>
-        <w:t xml:space="preserve">Add, edit or retire questions in the bank, including choice options, per-lecturer targeting and conditional follow-ups</w:t>
-      </w:r>
-    </w:p>
-    <w:p>
-      <w:pPr>
-        <w:pStyle w:val="Heading2"/>
-        <w:spacing w:after="120" w:before="280"/>
-      </w:pPr>
-      <w:r>
-        <w:t xml:space="preserve">5.9 Feedback — Analytics tab</w:t>
-      </w:r>
-    </w:p>
-    <w:p>
-      <w:pPr>
-        <w:pStyle w:val="ListParagraph"/>
-        <w:numPr>
-          <w:ilvl w:val="0"/>
-          <w:numId w:val="2"/>
-        </w:numPr>
-        <w:spacing w:after="60"/>
-      </w:pPr>
-      <w:r>
-        <w:t xml:space="preserve">Response rates and question-level analysis for any round</w:t>
-      </w:r>
-    </w:p>
-    <w:p>
-      <w:pPr>
-        <w:pStyle w:val="ListParagraph"/>
-        <w:numPr>
-          <w:ilvl w:val="0"/>
-          <w:numId w:val="2"/>
-        </w:numPr>
-        <w:spacing w:after="60"/>
-      </w:pPr>
-      <w:r>
-        <w:t xml:space="preserve">Written comments, with student identity shown only where the student did not choose anonymity</w:t>
-      </w:r>
-    </w:p>
-    <w:p>
-      <w:pPr>
-        <w:pStyle w:val="ListParagraph"/>
-        <w:numPr>
-          <w:ilvl w:val="0"/>
-          <w:numId w:val="2"/>
-        </w:numPr>
-        <w:spacing w:after="60"/>
-      </w:pPr>
-      <w:r>
-        <w:t xml:space="preserve">Export to CSV or Excel</w:t>
+        <w:t xml:space="preserve">A read-only view: enrolment windows are the super admin's. Eligible, enrolled and remaining capacity per course, and exactly who enrolled</w:t>
+      </w:r>
+    </w:p>
+    <w:p>
+      <w:pPr>
+        <w:pStyle w:val="Heading2"/>
+        <w:spacing w:after="120" w:before="280"/>
+      </w:pPr>
+      <w:r>
+        <w:t xml:space="preserve">5.8 Feedback</w:t>
       </w:r>
     </w:p>
     <w:p>
@@ -3059,7 +2761,81 @@
         <w:spacing w:after="60"/>
       </w:pPr>
       <w:r>
-        <w:t xml:space="preserve">Release a closed round's results to the assigned lecturers — or withdraw a release</w:t>
+        <w:t xml:space="preserve">Create a feedback round: title, academic year, batch, semester (opening on the batch's current one), opening and closing dates, and the courses it covers</w:t>
+      </w:r>
+    </w:p>
+    <w:p>
+      <w:pPr>
+        <w:pStyle w:val="ListParagraph"/>
+        <w:numPr>
+          <w:ilvl w:val="0"/>
+          <w:numId w:val="2"/>
+        </w:numPr>
+        <w:spacing w:after="60"/>
+      </w:pPr>
+      <w:r>
+        <w:t xml:space="preserve">While it is a draft, its lecturers shape their own course forms; then open it to students, close it, or archive it. Opening it is also the release — there is no separate step later</w:t>
+      </w:r>
+    </w:p>
+    <w:p>
+      <w:pPr>
+        <w:pStyle w:val="ListParagraph"/>
+        <w:numPr>
+          <w:ilvl w:val="0"/>
+          <w:numId w:val="2"/>
+        </w:numPr>
+        <w:spacing w:after="60"/>
+      </w:pPr>
+      <w:r>
+        <w:t xml:space="preserve">Every round states plainly whether students can see it right now</w:t>
+      </w:r>
+    </w:p>
+    <w:p>
+      <w:pPr>
+        <w:pStyle w:val="ListParagraph"/>
+        <w:numPr>
+          <w:ilvl w:val="0"/>
+          <w:numId w:val="2"/>
+        </w:numPr>
+        <w:spacing w:after="60"/>
+      </w:pPr>
+      <w:r>
+        <w:t xml:space="preserve">Add, edit or retire questions in the department template, including choice options, per-lecturer targeting and conditional follow-ups</w:t>
+      </w:r>
+    </w:p>
+    <w:p>
+      <w:pPr>
+        <w:pStyle w:val="ListParagraph"/>
+        <w:numPr>
+          <w:ilvl w:val="0"/>
+          <w:numId w:val="2"/>
+        </w:numPr>
+        <w:spacing w:after="60"/>
+      </w:pPr>
+      <w:r>
+        <w:t xml:space="preserve">Reading results is left to the lecturers and the head of department; the department office has no analytics screen since 20 September 2026</w:t>
+      </w:r>
+    </w:p>
+    <w:p>
+      <w:pPr>
+        <w:pStyle w:val="Heading2"/>
+        <w:spacing w:after="120" w:before="280"/>
+      </w:pPr>
+      <w:r>
+        <w:t xml:space="preserve">5.9 Notices</w:t>
+      </w:r>
+    </w:p>
+    <w:p>
+      <w:pPr>
+        <w:pStyle w:val="ListParagraph"/>
+        <w:numPr>
+          <w:ilvl w:val="0"/>
+          <w:numId w:val="2"/>
+        </w:numPr>
+        <w:spacing w:after="60"/>
+      </w:pPr>
+      <w:r>
+        <w:t xml:space="preserve">Publish notices for the department — exam timetables, deadlines, events and the official result sheets — with attachments, scoped to a batch or a course if needed</w:t>
       </w:r>
     </w:p>
     <w:p>
@@ -3081,59 +2857,98 @@
         <w:spacing w:after="120"/>
       </w:pPr>
       <w:r>
-        <w:t xml:space="preserve">Portal: /admin — the same pages as a department admin, with the department scope removed.</w:t>
-      </w:r>
-    </w:p>
-    <w:p>
-      <w:pPr>
-        <w:pStyle w:val="ListParagraph"/>
-        <w:numPr>
-          <w:ilvl w:val="0"/>
-          <w:numId w:val="2"/>
-        </w:numPr>
-        <w:spacing w:after="60"/>
-      </w:pPr>
-      <w:r>
-        <w:t xml:space="preserve">Every department in the faculty rather than one</w:t>
-      </w:r>
-    </w:p>
-    <w:p>
-      <w:pPr>
-        <w:pStyle w:val="ListParagraph"/>
-        <w:numPr>
-          <w:ilvl w:val="0"/>
-          <w:numId w:val="2"/>
-        </w:numPr>
-        <w:spacing w:after="60"/>
-      </w:pPr>
-      <w:r>
-        <w:t xml:space="preserve">Faculty-wide statistics</w:t>
-      </w:r>
-    </w:p>
-    <w:p>
-      <w:pPr>
-        <w:pStyle w:val="ListParagraph"/>
-        <w:numPr>
-          <w:ilvl w:val="0"/>
-          <w:numId w:val="2"/>
-        </w:numPr>
-        <w:spacing w:after="60"/>
-      </w:pPr>
-      <w:r>
-        <w:t xml:space="preserve">The AI assistant usage log, which is restricted to this role</w:t>
-      </w:r>
-    </w:p>
-    <w:p>
-      <w:pPr>
-        <w:pStyle w:val="ListParagraph"/>
-        <w:numPr>
-          <w:ilvl w:val="0"/>
-          <w:numId w:val="2"/>
-        </w:numPr>
-        <w:spacing w:after="60"/>
-      </w:pPr>
-      <w:r>
-        <w:t xml:space="preserve">System settings — the regulation engine described in section 7.4</w:t>
+        <w:t xml:space="preserve">Portal: /admin — the same pages as a department admin, across every department, plus the faculty's own responsibilities.</w:t>
+      </w:r>
+    </w:p>
+    <w:p>
+      <w:pPr>
+        <w:pStyle w:val="ListParagraph"/>
+        <w:numPr>
+          <w:ilvl w:val="0"/>
+          <w:numId w:val="2"/>
+        </w:numPr>
+        <w:spacing w:after="60"/>
+      </w:pPr>
+      <w:r>
+        <w:t xml:space="preserve">Every department in the faculty rather than one, and faculty-wide statistics</w:t>
+      </w:r>
+    </w:p>
+    <w:p>
+      <w:pPr>
+        <w:pStyle w:val="ListParagraph"/>
+        <w:numPr>
+          <w:ilvl w:val="0"/>
+          <w:numId w:val="2"/>
+        </w:numPr>
+        <w:spacing w:after="60"/>
+      </w:pPr>
+      <w:r>
+        <w:t xml:space="preserve">Enrolment windows: create, schedule, open, close and archive them, scope them to courses with seat capacities, and delete one that never opened</w:t>
+      </w:r>
+    </w:p>
+    <w:p>
+      <w:pPr>
+        <w:pStyle w:val="ListParagraph"/>
+        <w:numPr>
+          <w:ilvl w:val="0"/>
+          <w:numId w:val="2"/>
+        </w:numPr>
+        <w:spacing w:after="60"/>
+      </w:pPr>
+      <w:r>
+        <w:t xml:space="preserve">Heads of Department: appoint a head, end an appointment, or move a headship to another lecturer</w:t>
+      </w:r>
+    </w:p>
+    <w:p>
+      <w:pPr>
+        <w:pStyle w:val="ListParagraph"/>
+        <w:numPr>
+          <w:ilvl w:val="0"/>
+          <w:numId w:val="2"/>
+        </w:numPr>
+        <w:spacing w:after="60"/>
+      </w:pPr>
+      <w:r>
+        <w:t xml:space="preserve">Attendance for the first-year courses, which are common to every department</w:t>
+      </w:r>
+    </w:p>
+    <w:p>
+      <w:pPr>
+        <w:pStyle w:val="ListParagraph"/>
+        <w:numPr>
+          <w:ilvl w:val="0"/>
+          <w:numId w:val="2"/>
+        </w:numPr>
+        <w:spacing w:after="60"/>
+      </w:pPr>
+      <w:r>
+        <w:t xml:space="preserve">The catalogue and minors of any department, choosing the owning department explicitly</w:t>
+      </w:r>
+    </w:p>
+    <w:p>
+      <w:pPr>
+        <w:pStyle w:val="ListParagraph"/>
+        <w:numPr>
+          <w:ilvl w:val="0"/>
+          <w:numId w:val="2"/>
+        </w:numPr>
+        <w:spacing w:after="60"/>
+      </w:pPr>
+      <w:r>
+        <w:t xml:space="preserve">Faculty-wide notices</w:t>
+      </w:r>
+    </w:p>
+    <w:p>
+      <w:pPr>
+        <w:pStyle w:val="ListParagraph"/>
+        <w:numPr>
+          <w:ilvl w:val="0"/>
+          <w:numId w:val="2"/>
+        </w:numPr>
+        <w:spacing w:after="60"/>
+      </w:pPr>
+      <w:r>
+        <w:t xml:space="preserve">The AI assistant usage log and the system settings (section 7.4) are restricted to this role; both are held in the database and have no screen of their own</w:t>
       </w:r>
     </w:p>
     <w:p>
@@ -3164,7 +2979,7 @@
         <w:spacing w:after="120"/>
       </w:pPr>
       <w:r>
-        <w:t xml:space="preserve">Every table has Row Level Security enabled, and every list a page shows is filtered by the database rather than by the page. Where a query needs to reach across tables a person has no direct grant on — a lecturer reading their class roster, for example — it goes through a SECURITY DEFINER function that resolves the caller's own scope on the server. Editing the client cannot widen what any account sees.</w:t>
+        <w:t xml:space="preserve">Every table has Row Level Security enabled, and every list a page shows is filtered by the database rather than by the page. Where a query needs to reach across tables a person has no direct grant on — a lecturer reading their class roster, for example — it goes through a SECURITY DEFINER function that resolves the caller's own scope on the server. Editing the client cannot widen what any account sees, and a visitor who has not signed in can call no database function at all.</w:t>
       </w:r>
     </w:p>
     <w:p>
@@ -3216,7 +3031,7 @@
         <w:spacing w:after="60"/>
       </w:pPr>
       <w:r>
-        <w:t xml:space="preserve">Results are withheld entirely below the minimum response count — five by default — so a single reply cannot be picked out of a small class</w:t>
+        <w:t xml:space="preserve">Results are withheld entirely below the minimum response count, so a single reply cannot be picked out of a small class. The Faculty value is 5; it is set to 1 while PES is tested and must go back to 5 before release</w:t>
       </w:r>
     </w:p>
     <w:p>
@@ -3242,7 +3057,7 @@
         <w:spacing w:after="60"/>
       </w:pPr>
       <w:r>
-        <w:t xml:space="preserve">Whether results reach a lecturer at all is the department's decision, taken after the round closes</w:t>
+        <w:t xml:space="preserve">Opening a round is the release; there is no second decision per course</w:t>
       </w:r>
     </w:p>
     <w:p>
@@ -3259,7 +3074,7 @@
         <w:spacing w:after="120"/>
       </w:pPr>
       <w:r>
-        <w:t xml:space="preserve">Grade boundaries, attendance thresholds, honours criteria, the minimum responses for feedback analytics, which result fields a student may see, and how feedback is released are all held as settings in the database rather than written into code. Changing a faculty regulation is a settings change, not a release.</w:t>
+        <w:t xml:space="preserve">Grade boundaries, the grade point scale, attendance thresholds, honours criteria, the re-sit grade cap, the minimum responses for feedback analytics and which result fields a student may see are all held as settings in the database rather than written into code. Changing a faculty regulation is a settings change, not a release.</w:t>
       </w:r>
     </w:p>
     <w:p>
@@ -3276,7 +3091,7 @@
         <w:spacing w:after="120"/>
       </w:pPr>
       <w:r>
-        <w:t xml:space="preserve">The sidebar shows a count on any item with something waiting: unanswered feedback forms for a student, a returned result sheet for a lecturer, and forms to approve, results to publish or medical certificates to review for a department admin. Collapsed to the icon rail the count becomes a dot. Only counts that clear are shown — a badge that never goes away stops being read.</w:t>
+        <w:t xml:space="preserve">The sidebar shows a count on any item with something waiting — feedback forms to answer, an unread mentor message, a returned result sheet, forms to approve, medical certificates to review, unread notices — and a count clears when the item is dealt with. Separately, the bell and the Notifications page keep a record of what changed for each person. Those records are written by database triggers at the moment something happens, never by the browser.</w:t>
       </w:r>
     </w:p>
     <w:p>
@@ -3298,20 +3113,20 @@
         <w:spacing w:after="60"/>
       </w:pPr>
       <w:r>
-        <w:t xml:space="preserve">Result sheets record who entered, submitted, returned and published them, and when</w:t>
-      </w:r>
-    </w:p>
-    <w:p>
-      <w:pPr>
-        <w:pStyle w:val="ListParagraph"/>
-        <w:numPr>
-          <w:ilvl w:val="0"/>
-          <w:numId w:val="2"/>
-        </w:numPr>
-        <w:spacing w:after="60"/>
-      </w:pPr>
-      <w:r>
-        <w:t xml:space="preserve">Lecturer assignments record who assigned and who ended them</w:t>
+        <w:t xml:space="preserve">Result sheets record who entered, submitted, returned and published them, and when; a corrected grade keeps the original, who corrected it and why</w:t>
+      </w:r>
+    </w:p>
+    <w:p>
+      <w:pPr>
+        <w:pStyle w:val="ListParagraph"/>
+        <w:numPr>
+          <w:ilvl w:val="0"/>
+          <w:numId w:val="2"/>
+        </w:numPr>
+        <w:spacing w:after="60"/>
+      </w:pPr>
+      <w:r>
+        <w:t xml:space="preserve">Lecturer assignments and mentor assignments record who made them and who ended them</w:t>
       </w:r>
     </w:p>
     <w:p>
@@ -3337,7 +3152,7 @@
         <w:spacing w:after="60"/>
       </w:pPr>
       <w:r>
-        <w:t xml:space="preserve">Feedback releases record who released them and when</w:t>
+        <w:t xml:space="preserve">Attendance rows record how they were made (by hand or by QR) and who recorded or corrected them</w:t>
       </w:r>
     </w:p>
     <w:sectPr>
